--- a/Boya_Karistirma_Simulatoru_Metodoloji.docx
+++ b/Boya_Karistirma_Simulatoru_Metodoloji.docx
@@ -4164,7 +4164,7 @@
             </w:tcMar>
           </w:tcPr>
           <w:p>
-            <w:hyperlink w:history="1" r:id="rId1-e2bivilaap7dzyzqxul">
+            <w:hyperlink w:history="1" r:id="rIdlhe_mjvnpgaavrqrarlqx">
               <w:r>
                 <w:rPr>
                   <w:rFonts w:ascii="Arial" w:cs="Arial" w:eastAsia="Arial" w:hAnsi="Arial"/>
@@ -4227,7 +4227,7 @@
             </w:tcMar>
           </w:tcPr>
           <w:p>
-            <w:hyperlink w:history="1" r:id="rIdti7qbonk4sugcdmyhl_9h">
+            <w:hyperlink w:history="1" r:id="rIdi_ggyvx94l13-ccs0k9io">
               <w:r>
                 <w:rPr>
                   <w:rFonts w:ascii="Arial" w:cs="Arial" w:eastAsia="Arial" w:hAnsi="Arial"/>
@@ -4290,7 +4290,7 @@
             </w:tcMar>
           </w:tcPr>
           <w:p>
-            <w:hyperlink w:history="1" r:id="rIdjznwnosktnpjelzveq1vz">
+            <w:hyperlink w:history="1" r:id="rIdwawufpnh2pgbb4ab_m-ws">
               <w:r>
                 <w:rPr>
                   <w:rFonts w:ascii="Arial" w:cs="Arial" w:eastAsia="Arial" w:hAnsi="Arial"/>
@@ -4353,7 +4353,7 @@
             </w:tcMar>
           </w:tcPr>
           <w:p>
-            <w:hyperlink w:history="1" r:id="rIdh1_jcx87-hxc3l-lbnzvw">
+            <w:hyperlink w:history="1" r:id="rIdcmeigwk5eentbantrrzvd">
               <w:r>
                 <w:rPr>
                   <w:rFonts w:ascii="Arial" w:cs="Arial" w:eastAsia="Arial" w:hAnsi="Arial"/>
@@ -4525,7 +4525,7 @@
             </w:tcMar>
           </w:tcPr>
           <w:p>
-            <w:hyperlink w:history="1" r:id="rId6zdfudyrv_hq1cenvlm3s">
+            <w:hyperlink w:history="1" r:id="rIdtfilreuxyj4sqn96d2x6l">
               <w:r>
                 <w:rPr>
                   <w:rFonts w:ascii="Arial" w:cs="Arial" w:eastAsia="Arial" w:hAnsi="Arial"/>
@@ -4588,7 +4588,7 @@
             </w:tcMar>
           </w:tcPr>
           <w:p>
-            <w:hyperlink w:history="1" r:id="rId7abwbp-chp107bfwg-oo9">
+            <w:hyperlink w:history="1" r:id="rIdkwpvi9l1pyiiyt_otfnkj">
               <w:r>
                 <w:rPr>
                   <w:rFonts w:ascii="Arial" w:cs="Arial" w:eastAsia="Arial" w:hAnsi="Arial"/>
@@ -4651,7 +4651,7 @@
             </w:tcMar>
           </w:tcPr>
           <w:p>
-            <w:hyperlink w:history="1" r:id="rIdilikdpwaonghajkjpq66m">
+            <w:hyperlink w:history="1" r:id="rIdfvlh6y0lv9uv05mnou_xw">
               <w:r>
                 <w:rPr>
                   <w:rFonts w:ascii="Arial" w:cs="Arial" w:eastAsia="Arial" w:hAnsi="Arial"/>
@@ -4714,7 +4714,7 @@
             </w:tcMar>
           </w:tcPr>
           <w:p>
-            <w:hyperlink w:history="1" r:id="rIdxg-gi3i8e2ajz3oi5jy0t">
+            <w:hyperlink w:history="1" r:id="rIdypy2auluub22gg3sctyjh">
               <w:r>
                 <w:rPr>
                   <w:rFonts w:ascii="Arial" w:cs="Arial" w:eastAsia="Arial" w:hAnsi="Arial"/>
@@ -4886,7 +4886,7 @@
             </w:tcMar>
           </w:tcPr>
           <w:p>
-            <w:hyperlink w:history="1" r:id="rIdi6nn5hhasvrrxgj_q0nt0">
+            <w:hyperlink w:history="1" r:id="rIdy02qj7fg8rqk3qufgtpzs">
               <w:r>
                 <w:rPr>
                   <w:rFonts w:ascii="Arial" w:cs="Arial" w:eastAsia="Arial" w:hAnsi="Arial"/>
@@ -4949,7 +4949,7 @@
             </w:tcMar>
           </w:tcPr>
           <w:p>
-            <w:hyperlink w:history="1" r:id="rId3x_ow1bkm0hso_h2ncwpe">
+            <w:hyperlink w:history="1" r:id="rId64xvaflycvk92ukfkfrlh">
               <w:r>
                 <w:rPr>
                   <w:rFonts w:ascii="Arial" w:cs="Arial" w:eastAsia="Arial" w:hAnsi="Arial"/>
@@ -5012,7 +5012,7 @@
             </w:tcMar>
           </w:tcPr>
           <w:p>
-            <w:hyperlink w:history="1" r:id="rIdbhbaz6fet7cnqefn8d1nf">
+            <w:hyperlink w:history="1" r:id="rIdpvasptetw5qal82rznugw">
               <w:r>
                 <w:rPr>
                   <w:rFonts w:ascii="Arial" w:cs="Arial" w:eastAsia="Arial" w:hAnsi="Arial"/>
@@ -5075,7 +5075,7 @@
             </w:tcMar>
           </w:tcPr>
           <w:p>
-            <w:hyperlink w:history="1" r:id="rIdnb8w_vvynyasdp7ns7wve">
+            <w:hyperlink w:history="1" r:id="rId4akvjejcnzug16bakhq3a">
               <w:r>
                 <w:rPr>
                   <w:rFonts w:ascii="Arial" w:cs="Arial" w:eastAsia="Arial" w:hAnsi="Arial"/>
@@ -5367,8 +5367,3860 @@
       </w:r>
     </w:p>
     <w:p>
+      <w:r>
+        <w:br w:type="page"/>
+      </w:r>
+    </w:p>
+    <w:p>
+      <w:pPr>
+        <w:pStyle w:val="Heading1"/>
+        <w:spacing w:after="160" w:before="400"/>
+      </w:pPr>
+      <w:r>
+        <w:rPr>
+          <w:rFonts w:ascii="Arial" w:cs="Arial" w:eastAsia="Arial" w:hAnsi="Arial"/>
+          <w:b/>
+          <w:bCs/>
+          <w:color w:val="0F172A"/>
+          <w:sz w:val="32"/>
+          <w:szCs w:val="32"/>
+        </w:rPr>
+        <w:t xml:space="preserve">8. Tank Uygunluk Analizi — Kriter Tablosu ve Literatür Kaynakları</w:t>
+      </w:r>
+    </w:p>
+    <w:p>
+      <w:pPr>
+        <w:spacing w:after="100" w:before="60"/>
+      </w:pPr>
+      <w:r>
+        <w:rPr>
+          <w:rFonts w:ascii="Arial" w:cs="Arial" w:eastAsia="Arial" w:hAnsi="Arial"/>
+          <w:color w:val="374151"/>
+          <w:sz w:val="20"/>
+          <w:szCs w:val="20"/>
+        </w:rPr>
+        <w:t xml:space="preserve">Bu bölüm, 'Tank Uygunluk Analizi' sekmesindeki her kriterin ne anlama geldiğini, hangi değerlerin kabul edildiğini ve bu eşiklerin hangi literatür kaynağına dayandığını açıklamaktadır.</w:t>
+      </w:r>
+    </w:p>
+    <w:p>
       <w:pPr>
         <w:spacing w:after="100" w:before="0"/>
+      </w:pPr>
+      <w:r>
+        <w:t xml:space="preserve"/>
+      </w:r>
+    </w:p>
+    <w:p>
+      <w:pPr>
+        <w:pStyle w:val="Heading2"/>
+        <w:spacing w:after="120" w:before="300"/>
+      </w:pPr>
+      <w:r>
+        <w:rPr>
+          <w:rFonts w:ascii="Arial" w:cs="Arial" w:eastAsia="Arial" w:hAnsi="Arial"/>
+          <w:b/>
+          <w:bCs/>
+          <w:color w:val="D04A02"/>
+          <w:sz w:val="24"/>
+          <w:szCs w:val="24"/>
+        </w:rPr>
+        <w:t xml:space="preserve">8.1 Kriterlerin Genel Yapısı</w:t>
+      </w:r>
+    </w:p>
+    <w:p>
+      <w:pPr>
+        <w:spacing w:after="100" w:before="60"/>
+      </w:pPr>
+      <w:r>
+        <w:rPr>
+          <w:rFonts w:ascii="Arial" w:cs="Arial" w:eastAsia="Arial" w:hAnsi="Arial"/>
+          <w:color w:val="374151"/>
+          <w:sz w:val="20"/>
+          <w:szCs w:val="20"/>
+        </w:rPr>
+        <w:t xml:space="preserve">Her tank-ürün kombinasyonu 6 kriter üzerinden değerlendirilir. Her kriter ✅ UYGUN / ⚠ DİKKAT / ❌ SORUN olarak sınıflandırılır. Genel karar: en az bir ❌ varsa UYGUN DEĞİL, iki veya daha fazla ⚠ varsa ŞARTLI, aksi halde UYGUN.</w:t>
+      </w:r>
+    </w:p>
+    <w:p>
+      <w:pPr>
+        <w:spacing w:after="100" w:before="0"/>
+      </w:pPr>
+      <w:r>
+        <w:t xml:space="preserve"/>
+      </w:r>
+    </w:p>
+    <w:p>
+      <w:pPr>
+        <w:pStyle w:val="Heading2"/>
+        <w:spacing w:after="120" w:before="300"/>
+      </w:pPr>
+      <w:r>
+        <w:rPr>
+          <w:rFonts w:ascii="Arial" w:cs="Arial" w:eastAsia="Arial" w:hAnsi="Arial"/>
+          <w:b/>
+          <w:bCs/>
+          <w:color w:val="D04A02"/>
+          <w:sz w:val="24"/>
+          <w:szCs w:val="24"/>
+        </w:rPr>
+        <w:t xml:space="preserve">8.2 Kriter 1: Kapasite</w:t>
+      </w:r>
+    </w:p>
+    <w:tbl>
+      <w:tblPr>
+        <w:tblW w:type="dxa" w:w="9026"/>
+        <w:tblBorders>
+          <w:top w:val="single" w:color="auto" w:sz="4"/>
+          <w:left w:val="single" w:color="auto" w:sz="4"/>
+          <w:bottom w:val="single" w:color="auto" w:sz="4"/>
+          <w:right w:val="single" w:color="auto" w:sz="4"/>
+          <w:insideH w:val="single" w:color="auto" w:sz="4"/>
+          <w:insideV w:val="single" w:color="auto" w:sz="4"/>
+        </w:tblBorders>
+      </w:tblPr>
+      <w:tblGrid>
+        <w:gridCol w:w="2000"/>
+        <w:gridCol w:w="3000"/>
+        <w:gridCol w:w="4026"/>
+      </w:tblGrid>
+      <w:tr>
+        <w:trPr>
+          <w:tblHeader/>
+        </w:trPr>
+        <w:tc>
+          <w:tcPr>
+            <w:tcW w:type="dxa" w:w="2000"/>
+            <w:tcBorders>
+              <w:top w:val="single" w:color="94A3B8" w:sz="4"/>
+              <w:left w:val="single" w:color="94A3B8" w:sz="4"/>
+              <w:bottom w:val="single" w:color="94A3B8" w:sz="4"/>
+              <w:right w:val="single" w:color="94A3B8" w:sz="4"/>
+            </w:tcBorders>
+            <w:shd w:fill="1E293B" w:val="clear"/>
+            <w:tcMar>
+              <w:top w:type="dxa" w:w="100"/>
+              <w:left w:type="dxa" w:w="120"/>
+              <w:bottom w:type="dxa" w:w="100"/>
+              <w:right w:type="dxa" w:w="120"/>
+            </w:tcMar>
+          </w:tcPr>
+          <w:p>
+            <w:r>
+              <w:rPr>
+                <w:rFonts w:ascii="Arial" w:cs="Arial" w:eastAsia="Arial" w:hAnsi="Arial"/>
+                <w:b/>
+                <w:bCs/>
+                <w:color w:val="FFFFFF"/>
+                <w:sz w:val="18"/>
+                <w:szCs w:val="18"/>
+              </w:rPr>
+              <w:t xml:space="preserve">Durum</w:t>
+            </w:r>
+          </w:p>
+        </w:tc>
+        <w:tc>
+          <w:tcPr>
+            <w:tcW w:type="dxa" w:w="3000"/>
+            <w:tcBorders>
+              <w:top w:val="single" w:color="94A3B8" w:sz="4"/>
+              <w:left w:val="single" w:color="94A3B8" w:sz="4"/>
+              <w:bottom w:val="single" w:color="94A3B8" w:sz="4"/>
+              <w:right w:val="single" w:color="94A3B8" w:sz="4"/>
+            </w:tcBorders>
+            <w:shd w:fill="1E293B" w:val="clear"/>
+            <w:tcMar>
+              <w:top w:type="dxa" w:w="100"/>
+              <w:left w:type="dxa" w:w="120"/>
+              <w:bottom w:type="dxa" w:w="100"/>
+              <w:right w:type="dxa" w:w="120"/>
+            </w:tcMar>
+          </w:tcPr>
+          <w:p>
+            <w:r>
+              <w:rPr>
+                <w:rFonts w:ascii="Arial" w:cs="Arial" w:eastAsia="Arial" w:hAnsi="Arial"/>
+                <w:b/>
+                <w:bCs/>
+                <w:color w:val="FFFFFF"/>
+                <w:sz w:val="18"/>
+                <w:szCs w:val="18"/>
+              </w:rPr>
+              <w:t xml:space="preserve">Koşul</w:t>
+            </w:r>
+          </w:p>
+        </w:tc>
+        <w:tc>
+          <w:tcPr>
+            <w:tcW w:type="dxa" w:w="4026"/>
+            <w:tcBorders>
+              <w:top w:val="single" w:color="94A3B8" w:sz="4"/>
+              <w:left w:val="single" w:color="94A3B8" w:sz="4"/>
+              <w:bottom w:val="single" w:color="94A3B8" w:sz="4"/>
+              <w:right w:val="single" w:color="94A3B8" w:sz="4"/>
+            </w:tcBorders>
+            <w:shd w:fill="1E293B" w:val="clear"/>
+            <w:tcMar>
+              <w:top w:type="dxa" w:w="100"/>
+              <w:left w:type="dxa" w:w="120"/>
+              <w:bottom w:type="dxa" w:w="100"/>
+              <w:right w:type="dxa" w:w="120"/>
+            </w:tcMar>
+          </w:tcPr>
+          <w:p>
+            <w:r>
+              <w:rPr>
+                <w:rFonts w:ascii="Arial" w:cs="Arial" w:eastAsia="Arial" w:hAnsi="Arial"/>
+                <w:b/>
+                <w:bCs/>
+                <w:color w:val="FFFFFF"/>
+                <w:sz w:val="18"/>
+                <w:szCs w:val="18"/>
+              </w:rPr>
+              <w:t xml:space="preserve">Açıklama</w:t>
+            </w:r>
+          </w:p>
+        </w:tc>
+      </w:tr>
+      <w:tr>
+        <w:tc>
+          <w:tcPr>
+            <w:tcW w:type="dxa" w:w="2000"/>
+            <w:tcBorders>
+              <w:top w:val="single" w:color="CBD5E1" w:sz="4"/>
+              <w:left w:val="single" w:color="CBD5E1" w:sz="4"/>
+              <w:bottom w:val="single" w:color="CBD5E1" w:sz="4"/>
+              <w:right w:val="single" w:color="CBD5E1" w:sz="4"/>
+            </w:tcBorders>
+            <w:shd w:fill="FFFFFF" w:val="clear"/>
+            <w:tcMar>
+              <w:top w:type="dxa" w:w="80"/>
+              <w:left w:type="dxa" w:w="120"/>
+              <w:bottom w:type="dxa" w:w="80"/>
+              <w:right w:type="dxa" w:w="120"/>
+            </w:tcMar>
+          </w:tcPr>
+          <w:p>
+            <w:r>
+              <w:rPr>
+                <w:rFonts w:ascii="Arial" w:cs="Arial" w:eastAsia="Arial" w:hAnsi="Arial"/>
+                <w:color w:val="374151"/>
+                <w:sz w:val="18"/>
+                <w:szCs w:val="18"/>
+              </w:rPr>
+              <w:t xml:space="preserve">✅ UYGUN</w:t>
+            </w:r>
+          </w:p>
+        </w:tc>
+        <w:tc>
+          <w:tcPr>
+            <w:tcW w:type="dxa" w:w="3000"/>
+            <w:tcBorders>
+              <w:top w:val="single" w:color="CBD5E1" w:sz="4"/>
+              <w:left w:val="single" w:color="CBD5E1" w:sz="4"/>
+              <w:bottom w:val="single" w:color="CBD5E1" w:sz="4"/>
+              <w:right w:val="single" w:color="CBD5E1" w:sz="4"/>
+            </w:tcBorders>
+            <w:shd w:fill="FFFFFF" w:val="clear"/>
+            <w:tcMar>
+              <w:top w:type="dxa" w:w="80"/>
+              <w:left w:type="dxa" w:w="120"/>
+              <w:bottom w:type="dxa" w:w="80"/>
+              <w:right w:type="dxa" w:w="120"/>
+            </w:tcMar>
+          </w:tcPr>
+          <w:p>
+            <w:r>
+              <w:rPr>
+                <w:rFonts w:ascii="Arial" w:cs="Arial" w:eastAsia="Arial" w:hAnsi="Arial"/>
+                <w:color w:val="374151"/>
+                <w:sz w:val="18"/>
+                <w:szCs w:val="18"/>
+              </w:rPr>
+              <w:t xml:space="preserve">%30–90 doluluk</w:t>
+            </w:r>
+          </w:p>
+        </w:tc>
+        <w:tc>
+          <w:tcPr>
+            <w:tcW w:type="dxa" w:w="4026"/>
+            <w:tcBorders>
+              <w:top w:val="single" w:color="CBD5E1" w:sz="4"/>
+              <w:left w:val="single" w:color="CBD5E1" w:sz="4"/>
+              <w:bottom w:val="single" w:color="CBD5E1" w:sz="4"/>
+              <w:right w:val="single" w:color="CBD5E1" w:sz="4"/>
+            </w:tcBorders>
+            <w:shd w:fill="FFFFFF" w:val="clear"/>
+            <w:tcMar>
+              <w:top w:type="dxa" w:w="80"/>
+              <w:left w:type="dxa" w:w="120"/>
+              <w:bottom w:type="dxa" w:w="80"/>
+              <w:right w:type="dxa" w:w="120"/>
+            </w:tcMar>
+          </w:tcPr>
+          <w:p>
+            <w:r>
+              <w:rPr>
+                <w:rFonts w:ascii="Arial" w:cs="Arial" w:eastAsia="Arial" w:hAnsi="Arial"/>
+                <w:color w:val="374151"/>
+                <w:sz w:val="18"/>
+                <w:szCs w:val="18"/>
+              </w:rPr>
+              <w:t xml:space="preserve">Sipariş miktarı kullanılabilir kapasiteye uyuyor</w:t>
+            </w:r>
+          </w:p>
+        </w:tc>
+      </w:tr>
+      <w:tr>
+        <w:tc>
+          <w:tcPr>
+            <w:tcW w:type="dxa" w:w="2000"/>
+            <w:tcBorders>
+              <w:top w:val="single" w:color="CBD5E1" w:sz="4"/>
+              <w:left w:val="single" w:color="CBD5E1" w:sz="4"/>
+              <w:bottom w:val="single" w:color="CBD5E1" w:sz="4"/>
+              <w:right w:val="single" w:color="CBD5E1" w:sz="4"/>
+            </w:tcBorders>
+            <w:shd w:fill="F8FAFC" w:val="clear"/>
+            <w:tcMar>
+              <w:top w:type="dxa" w:w="80"/>
+              <w:left w:type="dxa" w:w="120"/>
+              <w:bottom w:type="dxa" w:w="80"/>
+              <w:right w:type="dxa" w:w="120"/>
+            </w:tcMar>
+          </w:tcPr>
+          <w:p>
+            <w:r>
+              <w:rPr>
+                <w:rFonts w:ascii="Arial" w:cs="Arial" w:eastAsia="Arial" w:hAnsi="Arial"/>
+                <w:color w:val="374151"/>
+                <w:sz w:val="18"/>
+                <w:szCs w:val="18"/>
+              </w:rPr>
+              <w:t xml:space="preserve">⚠ DİKKAT</w:t>
+            </w:r>
+          </w:p>
+        </w:tc>
+        <w:tc>
+          <w:tcPr>
+            <w:tcW w:type="dxa" w:w="3000"/>
+            <w:tcBorders>
+              <w:top w:val="single" w:color="CBD5E1" w:sz="4"/>
+              <w:left w:val="single" w:color="CBD5E1" w:sz="4"/>
+              <w:bottom w:val="single" w:color="CBD5E1" w:sz="4"/>
+              <w:right w:val="single" w:color="CBD5E1" w:sz="4"/>
+            </w:tcBorders>
+            <w:shd w:fill="F8FAFC" w:val="clear"/>
+            <w:tcMar>
+              <w:top w:type="dxa" w:w="80"/>
+              <w:left w:type="dxa" w:w="120"/>
+              <w:bottom w:type="dxa" w:w="80"/>
+              <w:right w:type="dxa" w:w="120"/>
+            </w:tcMar>
+          </w:tcPr>
+          <w:p>
+            <w:r>
+              <w:rPr>
+                <w:rFonts w:ascii="Arial" w:cs="Arial" w:eastAsia="Arial" w:hAnsi="Arial"/>
+                <w:color w:val="374151"/>
+                <w:sz w:val="18"/>
+                <w:szCs w:val="18"/>
+              </w:rPr>
+              <w:t xml:space="preserve">&lt;%30 doluluk</w:t>
+            </w:r>
+          </w:p>
+        </w:tc>
+        <w:tc>
+          <w:tcPr>
+            <w:tcW w:type="dxa" w:w="4026"/>
+            <w:tcBorders>
+              <w:top w:val="single" w:color="CBD5E1" w:sz="4"/>
+              <w:left w:val="single" w:color="CBD5E1" w:sz="4"/>
+              <w:bottom w:val="single" w:color="CBD5E1" w:sz="4"/>
+              <w:right w:val="single" w:color="CBD5E1" w:sz="4"/>
+            </w:tcBorders>
+            <w:shd w:fill="F8FAFC" w:val="clear"/>
+            <w:tcMar>
+              <w:top w:type="dxa" w:w="80"/>
+              <w:left w:type="dxa" w:w="120"/>
+              <w:bottom w:type="dxa" w:w="80"/>
+              <w:right w:type="dxa" w:w="120"/>
+            </w:tcMar>
+          </w:tcPr>
+          <w:p>
+            <w:r>
+              <w:rPr>
+                <w:rFonts w:ascii="Arial" w:cs="Arial" w:eastAsia="Arial" w:hAnsi="Arial"/>
+                <w:color w:val="374151"/>
+                <w:sz w:val="18"/>
+                <w:szCs w:val="18"/>
+              </w:rPr>
+              <w:t xml:space="preserve">Çok az ürün — pervane boya yüzeyine yeterince dalmıyor</w:t>
+            </w:r>
+          </w:p>
+        </w:tc>
+      </w:tr>
+      <w:tr>
+        <w:tc>
+          <w:tcPr>
+            <w:tcW w:type="dxa" w:w="2000"/>
+            <w:tcBorders>
+              <w:top w:val="single" w:color="CBD5E1" w:sz="4"/>
+              <w:left w:val="single" w:color="CBD5E1" w:sz="4"/>
+              <w:bottom w:val="single" w:color="CBD5E1" w:sz="4"/>
+              <w:right w:val="single" w:color="CBD5E1" w:sz="4"/>
+            </w:tcBorders>
+            <w:shd w:fill="FFFFFF" w:val="clear"/>
+            <w:tcMar>
+              <w:top w:type="dxa" w:w="80"/>
+              <w:left w:type="dxa" w:w="120"/>
+              <w:bottom w:type="dxa" w:w="80"/>
+              <w:right w:type="dxa" w:w="120"/>
+            </w:tcMar>
+          </w:tcPr>
+          <w:p>
+            <w:r>
+              <w:rPr>
+                <w:rFonts w:ascii="Arial" w:cs="Arial" w:eastAsia="Arial" w:hAnsi="Arial"/>
+                <w:color w:val="374151"/>
+                <w:sz w:val="18"/>
+                <w:szCs w:val="18"/>
+              </w:rPr>
+              <w:t xml:space="preserve">⚠ DİKKAT</w:t>
+            </w:r>
+          </w:p>
+        </w:tc>
+        <w:tc>
+          <w:tcPr>
+            <w:tcW w:type="dxa" w:w="3000"/>
+            <w:tcBorders>
+              <w:top w:val="single" w:color="CBD5E1" w:sz="4"/>
+              <w:left w:val="single" w:color="CBD5E1" w:sz="4"/>
+              <w:bottom w:val="single" w:color="CBD5E1" w:sz="4"/>
+              <w:right w:val="single" w:color="CBD5E1" w:sz="4"/>
+            </w:tcBorders>
+            <w:shd w:fill="FFFFFF" w:val="clear"/>
+            <w:tcMar>
+              <w:top w:type="dxa" w:w="80"/>
+              <w:left w:type="dxa" w:w="120"/>
+              <w:bottom w:type="dxa" w:w="80"/>
+              <w:right w:type="dxa" w:w="120"/>
+            </w:tcMar>
+          </w:tcPr>
+          <w:p>
+            <w:r>
+              <w:rPr>
+                <w:rFonts w:ascii="Arial" w:cs="Arial" w:eastAsia="Arial" w:hAnsi="Arial"/>
+                <w:color w:val="374151"/>
+                <w:sz w:val="18"/>
+                <w:szCs w:val="18"/>
+              </w:rPr>
+              <w:t xml:space="preserve">&gt;%90 doluluk</w:t>
+            </w:r>
+          </w:p>
+        </w:tc>
+        <w:tc>
+          <w:tcPr>
+            <w:tcW w:type="dxa" w:w="4026"/>
+            <w:tcBorders>
+              <w:top w:val="single" w:color="CBD5E1" w:sz="4"/>
+              <w:left w:val="single" w:color="CBD5E1" w:sz="4"/>
+              <w:bottom w:val="single" w:color="CBD5E1" w:sz="4"/>
+              <w:right w:val="single" w:color="CBD5E1" w:sz="4"/>
+            </w:tcBorders>
+            <w:shd w:fill="FFFFFF" w:val="clear"/>
+            <w:tcMar>
+              <w:top w:type="dxa" w:w="80"/>
+              <w:left w:type="dxa" w:w="120"/>
+              <w:bottom w:type="dxa" w:w="80"/>
+              <w:right w:type="dxa" w:w="120"/>
+            </w:tcMar>
+          </w:tcPr>
+          <w:p>
+            <w:r>
+              <w:rPr>
+                <w:rFonts w:ascii="Arial" w:cs="Arial" w:eastAsia="Arial" w:hAnsi="Arial"/>
+                <w:color w:val="374151"/>
+                <w:sz w:val="18"/>
+                <w:szCs w:val="18"/>
+              </w:rPr>
+              <w:t xml:space="preserve">Güvenlik payı az — taşma ve köpük riski</w:t>
+            </w:r>
+          </w:p>
+        </w:tc>
+      </w:tr>
+      <w:tr>
+        <w:tc>
+          <w:tcPr>
+            <w:tcW w:type="dxa" w:w="2000"/>
+            <w:tcBorders>
+              <w:top w:val="single" w:color="CBD5E1" w:sz="4"/>
+              <w:left w:val="single" w:color="CBD5E1" w:sz="4"/>
+              <w:bottom w:val="single" w:color="CBD5E1" w:sz="4"/>
+              <w:right w:val="single" w:color="CBD5E1" w:sz="4"/>
+            </w:tcBorders>
+            <w:shd w:fill="F8FAFC" w:val="clear"/>
+            <w:tcMar>
+              <w:top w:type="dxa" w:w="80"/>
+              <w:left w:type="dxa" w:w="120"/>
+              <w:bottom w:type="dxa" w:w="80"/>
+              <w:right w:type="dxa" w:w="120"/>
+            </w:tcMar>
+          </w:tcPr>
+          <w:p>
+            <w:r>
+              <w:rPr>
+                <w:rFonts w:ascii="Arial" w:cs="Arial" w:eastAsia="Arial" w:hAnsi="Arial"/>
+                <w:color w:val="374151"/>
+                <w:sz w:val="18"/>
+                <w:szCs w:val="18"/>
+              </w:rPr>
+              <w:t xml:space="preserve">❌ SORUN</w:t>
+            </w:r>
+          </w:p>
+        </w:tc>
+        <w:tc>
+          <w:tcPr>
+            <w:tcW w:type="dxa" w:w="3000"/>
+            <w:tcBorders>
+              <w:top w:val="single" w:color="CBD5E1" w:sz="4"/>
+              <w:left w:val="single" w:color="CBD5E1" w:sz="4"/>
+              <w:bottom w:val="single" w:color="CBD5E1" w:sz="4"/>
+              <w:right w:val="single" w:color="CBD5E1" w:sz="4"/>
+            </w:tcBorders>
+            <w:shd w:fill="F8FAFC" w:val="clear"/>
+            <w:tcMar>
+              <w:top w:type="dxa" w:w="80"/>
+              <w:left w:type="dxa" w:w="120"/>
+              <w:bottom w:type="dxa" w:w="80"/>
+              <w:right w:type="dxa" w:w="120"/>
+            </w:tcMar>
+          </w:tcPr>
+          <w:p>
+            <w:r>
+              <w:rPr>
+                <w:rFonts w:ascii="Arial" w:cs="Arial" w:eastAsia="Arial" w:hAnsi="Arial"/>
+                <w:color w:val="374151"/>
+                <w:sz w:val="18"/>
+                <w:szCs w:val="18"/>
+              </w:rPr>
+              <w:t xml:space="preserve">&gt;%105 (taşma)</w:t>
+            </w:r>
+          </w:p>
+        </w:tc>
+        <w:tc>
+          <w:tcPr>
+            <w:tcW w:type="dxa" w:w="4026"/>
+            <w:tcBorders>
+              <w:top w:val="single" w:color="CBD5E1" w:sz="4"/>
+              <w:left w:val="single" w:color="CBD5E1" w:sz="4"/>
+              <w:bottom w:val="single" w:color="CBD5E1" w:sz="4"/>
+              <w:right w:val="single" w:color="CBD5E1" w:sz="4"/>
+            </w:tcBorders>
+            <w:shd w:fill="F8FAFC" w:val="clear"/>
+            <w:tcMar>
+              <w:top w:type="dxa" w:w="80"/>
+              <w:left w:type="dxa" w:w="120"/>
+              <w:bottom w:type="dxa" w:w="80"/>
+              <w:right w:type="dxa" w:w="120"/>
+            </w:tcMar>
+          </w:tcPr>
+          <w:p>
+            <w:r>
+              <w:rPr>
+                <w:rFonts w:ascii="Arial" w:cs="Arial" w:eastAsia="Arial" w:hAnsi="Arial"/>
+                <w:color w:val="374151"/>
+                <w:sz w:val="18"/>
+                <w:szCs w:val="18"/>
+              </w:rPr>
+              <w:t xml:space="preserve">Sipariş miktarı kapasiteyi aşıyor</w:t>
+            </w:r>
+          </w:p>
+        </w:tc>
+      </w:tr>
+    </w:tbl>
+    <w:p>
+      <w:pPr>
+        <w:spacing w:after="100" w:before="0"/>
+      </w:pPr>
+      <w:r>
+        <w:t xml:space="preserve"/>
+      </w:r>
+    </w:p>
+    <w:tbl>
+      <w:tblPr>
+        <w:tblW w:type="dxa" w:w="9026"/>
+        <w:tblBorders>
+          <w:top w:val="single" w:color="auto" w:sz="4"/>
+          <w:left w:val="single" w:color="auto" w:sz="4"/>
+          <w:bottom w:val="single" w:color="auto" w:sz="4"/>
+          <w:right w:val="single" w:color="auto" w:sz="4"/>
+          <w:insideH w:val="single" w:color="auto" w:sz="4"/>
+          <w:insideV w:val="single" w:color="auto" w:sz="4"/>
+        </w:tblBorders>
+      </w:tblPr>
+      <w:tblGrid>
+        <w:gridCol w:w="9026"/>
+      </w:tblGrid>
+      <w:tr>
+        <w:tc>
+          <w:tcPr>
+            <w:tcW w:type="dxa" w:w="9026"/>
+            <w:tcBorders>
+              <w:top w:val="single" w:color="3B82F6" w:sz="8"/>
+              <w:left w:val="single" w:color="3B82F6" w:sz="4"/>
+              <w:bottom w:val="single" w:color="3B82F6" w:sz="4"/>
+              <w:right w:val="single" w:color="3B82F6" w:sz="4"/>
+            </w:tcBorders>
+            <w:shd w:fill="EFF6FF" w:val="clear"/>
+            <w:tcMar>
+              <w:top w:type="dxa" w:w="120"/>
+              <w:left w:type="dxa" w:w="180"/>
+              <w:bottom w:type="dxa" w:w="120"/>
+              <w:right w:type="dxa" w:w="180"/>
+            </w:tcMar>
+          </w:tcPr>
+          <w:p>
+            <w:pPr>
+              <w:spacing w:after="40" w:before="0"/>
+            </w:pPr>
+            <w:r>
+              <w:rPr>
+                <w:rFonts w:ascii="Arial" w:cs="Arial" w:eastAsia="Arial" w:hAnsi="Arial"/>
+                <w:b/>
+                <w:bCs/>
+                <w:color w:val="1D4ED8"/>
+                <w:sz w:val="18"/>
+                <w:szCs w:val="18"/>
+              </w:rPr>
+              <w:t xml:space="preserve">Kaynak</w:t>
+            </w:r>
+          </w:p>
+          <w:p>
+            <w:pPr>
+              <w:spacing w:after="0" w:before="0"/>
+            </w:pPr>
+            <w:r>
+              <w:rPr>
+                <w:rFonts w:ascii="Arial" w:cs="Arial" w:eastAsia="Arial" w:hAnsi="Arial"/>
+                <w:color w:val="374151"/>
+                <w:sz w:val="20"/>
+                <w:szCs w:val="20"/>
+              </w:rPr>
+              <w:t xml:space="preserve">Endüstri standardı: tank doluluk oranı %40–85 arasında tutulması önerilir. Alt sınır pervane geometrisine bağlıdır. Minimum sıvı seviyesi tank veri tablosundan alınmıştır.</w:t>
+            </w:r>
+          </w:p>
+        </w:tc>
+      </w:tr>
+    </w:tbl>
+    <w:p>
+      <w:pPr>
+        <w:spacing w:after="100" w:before="0"/>
+      </w:pPr>
+      <w:r>
+        <w:t xml:space="preserve"/>
+      </w:r>
+    </w:p>
+    <w:p>
+      <w:pPr>
+        <w:pStyle w:val="Heading2"/>
+        <w:spacing w:after="120" w:before="300"/>
+      </w:pPr>
+      <w:r>
+        <w:rPr>
+          <w:rFonts w:ascii="Arial" w:cs="Arial" w:eastAsia="Arial" w:hAnsi="Arial"/>
+          <w:b/>
+          <w:bCs/>
+          <w:color w:val="D04A02"/>
+          <w:sz w:val="24"/>
+          <w:szCs w:val="24"/>
+        </w:rPr>
+        <w:t xml:space="preserve">8.3 Kriter 2: Efektif Reynolds Sayısı (Metzner-Otto)</w:t>
+      </w:r>
+    </w:p>
+    <w:p>
+      <w:pPr>
+        <w:spacing w:after="100" w:before="60"/>
+      </w:pPr>
+      <w:r>
+        <w:rPr>
+          <w:rFonts w:ascii="Arial" w:cs="Arial" w:eastAsia="Arial" w:hAnsi="Arial"/>
+          <w:color w:val="374151"/>
+          <w:sz w:val="20"/>
+          <w:szCs w:val="20"/>
+        </w:rPr>
+        <w:t xml:space="preserve">Non-Newtonyen boyalar için standart Reynolds sayısı yetersizdir. Metzner-Otto yöntemi, akış davranış endeksi n ve kıvam indeksi K ile efektif viskoziteyi hesaplar:</w:t>
+      </w:r>
+    </w:p>
+    <w:p>
+      <w:pPr>
+        <w:spacing w:after="100" w:before="0"/>
+      </w:pPr>
+      <w:r>
+        <w:t xml:space="preserve"/>
+      </w:r>
+    </w:p>
+    <w:tbl>
+      <w:tblPr>
+        <w:tblW w:type="dxa" w:w="9026"/>
+        <w:tblBorders>
+          <w:top w:val="single" w:color="auto" w:sz="4"/>
+          <w:left w:val="single" w:color="auto" w:sz="4"/>
+          <w:bottom w:val="single" w:color="auto" w:sz="4"/>
+          <w:right w:val="single" w:color="auto" w:sz="4"/>
+          <w:insideH w:val="single" w:color="auto" w:sz="4"/>
+          <w:insideV w:val="single" w:color="auto" w:sz="4"/>
+        </w:tblBorders>
+      </w:tblPr>
+      <w:tblGrid>
+        <w:gridCol w:w="9026"/>
+      </w:tblGrid>
+      <w:tr>
+        <w:tc>
+          <w:tcPr>
+            <w:tcW w:type="dxa" w:w="9026"/>
+            <w:tcBorders>
+              <w:top w:val="single" w:color="3B82F6" w:sz="6"/>
+              <w:left w:val="single" w:color="3B82F6" w:sz="4"/>
+              <w:bottom w:val="single" w:color="3B82F6" w:sz="4"/>
+              <w:right w:val="single" w:color="3B82F6" w:sz="4"/>
+            </w:tcBorders>
+            <w:shd w:fill="EFF6FF" w:val="clear"/>
+            <w:tcMar>
+              <w:top w:type="dxa" w:w="140"/>
+              <w:left w:type="dxa" w:w="200"/>
+              <w:bottom w:type="dxa" w:w="120"/>
+              <w:right w:type="dxa" w:w="200"/>
+            </w:tcMar>
+          </w:tcPr>
+          <w:p>
+            <w:pPr>
+              <w:spacing w:after="60" w:before="0"/>
+              <w:jc w:val="center"/>
+            </w:pPr>
+            <w:r>
+              <w:rPr>
+                <w:rFonts w:ascii="Courier New" w:cs="Courier New" w:eastAsia="Courier New" w:hAnsi="Courier New"/>
+                <w:b/>
+                <w:bCs/>
+                <w:color w:val="1D4ED8"/>
+                <w:sz w:val="22"/>
+                <w:szCs w:val="22"/>
+              </w:rPr>
+              <w:t xml:space="preserve">γ_av = ks × N    →    μ_eff = K × (ks·N)^(n−1)    →    Re_eff = ρ·N·D² / μ_eff</w:t>
+            </w:r>
+          </w:p>
+          <w:p>
+            <w:pPr>
+              <w:spacing w:after="0" w:before="0"/>
+              <w:jc w:val="center"/>
+            </w:pPr>
+            <w:r>
+              <w:rPr>
+                <w:rFonts w:ascii="Arial" w:cs="Arial" w:eastAsia="Arial" w:hAnsi="Arial"/>
+                <w:i/>
+                <w:iCs/>
+                <w:color w:val="6B7280"/>
+                <w:sz w:val="16"/>
+                <w:szCs w:val="16"/>
+              </w:rPr>
+              <w:t xml:space="preserve">Metzner &amp; Otto (1957), AIChE Journal 3(1)</w:t>
+            </w:r>
+          </w:p>
+        </w:tc>
+      </w:tr>
+    </w:tbl>
+    <w:p>
+      <w:pPr>
+        <w:spacing w:after="100" w:before="0"/>
+      </w:pPr>
+      <w:r>
+        <w:t xml:space="preserve"/>
+      </w:r>
+    </w:p>
+    <w:tbl>
+      <w:tblPr>
+        <w:tblW w:type="dxa" w:w="9026"/>
+        <w:tblBorders>
+          <w:top w:val="single" w:color="auto" w:sz="4"/>
+          <w:left w:val="single" w:color="auto" w:sz="4"/>
+          <w:bottom w:val="single" w:color="auto" w:sz="4"/>
+          <w:right w:val="single" w:color="auto" w:sz="4"/>
+          <w:insideH w:val="single" w:color="auto" w:sz="4"/>
+          <w:insideV w:val="single" w:color="auto" w:sz="4"/>
+        </w:tblBorders>
+      </w:tblPr>
+      <w:tblGrid>
+        <w:gridCol w:w="2000"/>
+        <w:gridCol w:w="2200"/>
+        <w:gridCol w:w="2000"/>
+        <w:gridCol w:w="2826"/>
+      </w:tblGrid>
+      <w:tr>
+        <w:trPr>
+          <w:tblHeader/>
+        </w:trPr>
+        <w:tc>
+          <w:tcPr>
+            <w:tcW w:type="dxa" w:w="2000"/>
+            <w:tcBorders>
+              <w:top w:val="single" w:color="94A3B8" w:sz="4"/>
+              <w:left w:val="single" w:color="94A3B8" w:sz="4"/>
+              <w:bottom w:val="single" w:color="94A3B8" w:sz="4"/>
+              <w:right w:val="single" w:color="94A3B8" w:sz="4"/>
+            </w:tcBorders>
+            <w:shd w:fill="1E293B" w:val="clear"/>
+            <w:tcMar>
+              <w:top w:type="dxa" w:w="100"/>
+              <w:left w:type="dxa" w:w="120"/>
+              <w:bottom w:type="dxa" w:w="100"/>
+              <w:right w:type="dxa" w:w="120"/>
+            </w:tcMar>
+          </w:tcPr>
+          <w:p>
+            <w:r>
+              <w:rPr>
+                <w:rFonts w:ascii="Arial" w:cs="Arial" w:eastAsia="Arial" w:hAnsi="Arial"/>
+                <w:b/>
+                <w:bCs/>
+                <w:color w:val="FFFFFF"/>
+                <w:sz w:val="18"/>
+                <w:szCs w:val="18"/>
+              </w:rPr>
+              <w:t xml:space="preserve">Pervane Tipi</w:t>
+            </w:r>
+          </w:p>
+        </w:tc>
+        <w:tc>
+          <w:tcPr>
+            <w:tcW w:type="dxa" w:w="2200"/>
+            <w:tcBorders>
+              <w:top w:val="single" w:color="94A3B8" w:sz="4"/>
+              <w:left w:val="single" w:color="94A3B8" w:sz="4"/>
+              <w:bottom w:val="single" w:color="94A3B8" w:sz="4"/>
+              <w:right w:val="single" w:color="94A3B8" w:sz="4"/>
+            </w:tcBorders>
+            <w:shd w:fill="1E293B" w:val="clear"/>
+            <w:tcMar>
+              <w:top w:type="dxa" w:w="100"/>
+              <w:left w:type="dxa" w:w="120"/>
+              <w:bottom w:type="dxa" w:w="100"/>
+              <w:right w:type="dxa" w:w="120"/>
+            </w:tcMar>
+          </w:tcPr>
+          <w:p>
+            <w:r>
+              <w:rPr>
+                <w:rFonts w:ascii="Arial" w:cs="Arial" w:eastAsia="Arial" w:hAnsi="Arial"/>
+                <w:b/>
+                <w:bCs/>
+                <w:color w:val="FFFFFF"/>
+                <w:sz w:val="18"/>
+                <w:szCs w:val="18"/>
+              </w:rPr>
+              <w:t xml:space="preserve">Durum</w:t>
+            </w:r>
+          </w:p>
+        </w:tc>
+        <w:tc>
+          <w:tcPr>
+            <w:tcW w:type="dxa" w:w="2000"/>
+            <w:tcBorders>
+              <w:top w:val="single" w:color="94A3B8" w:sz="4"/>
+              <w:left w:val="single" w:color="94A3B8" w:sz="4"/>
+              <w:bottom w:val="single" w:color="94A3B8" w:sz="4"/>
+              <w:right w:val="single" w:color="94A3B8" w:sz="4"/>
+            </w:tcBorders>
+            <w:shd w:fill="1E293B" w:val="clear"/>
+            <w:tcMar>
+              <w:top w:type="dxa" w:w="100"/>
+              <w:left w:type="dxa" w:w="120"/>
+              <w:bottom w:type="dxa" w:w="100"/>
+              <w:right w:type="dxa" w:w="120"/>
+            </w:tcMar>
+          </w:tcPr>
+          <w:p>
+            <w:r>
+              <w:rPr>
+                <w:rFonts w:ascii="Arial" w:cs="Arial" w:eastAsia="Arial" w:hAnsi="Arial"/>
+                <w:b/>
+                <w:bCs/>
+                <w:color w:val="FFFFFF"/>
+                <w:sz w:val="18"/>
+                <w:szCs w:val="18"/>
+              </w:rPr>
+              <w:t xml:space="preserve">Re_eff Aralığı</w:t>
+            </w:r>
+          </w:p>
+        </w:tc>
+        <w:tc>
+          <w:tcPr>
+            <w:tcW w:type="dxa" w:w="2826"/>
+            <w:tcBorders>
+              <w:top w:val="single" w:color="94A3B8" w:sz="4"/>
+              <w:left w:val="single" w:color="94A3B8" w:sz="4"/>
+              <w:bottom w:val="single" w:color="94A3B8" w:sz="4"/>
+              <w:right w:val="single" w:color="94A3B8" w:sz="4"/>
+            </w:tcBorders>
+            <w:shd w:fill="1E293B" w:val="clear"/>
+            <w:tcMar>
+              <w:top w:type="dxa" w:w="100"/>
+              <w:left w:type="dxa" w:w="120"/>
+              <w:bottom w:type="dxa" w:w="100"/>
+              <w:right w:type="dxa" w:w="120"/>
+            </w:tcMar>
+          </w:tcPr>
+          <w:p>
+            <w:r>
+              <w:rPr>
+                <w:rFonts w:ascii="Arial" w:cs="Arial" w:eastAsia="Arial" w:hAnsi="Arial"/>
+                <w:b/>
+                <w:bCs/>
+                <w:color w:val="FFFFFF"/>
+                <w:sz w:val="18"/>
+                <w:szCs w:val="18"/>
+              </w:rPr>
+              <w:t xml:space="preserve">Açıklama</w:t>
+            </w:r>
+          </w:p>
+        </w:tc>
+      </w:tr>
+      <w:tr>
+        <w:tc>
+          <w:tcPr>
+            <w:tcW w:type="dxa" w:w="2000"/>
+            <w:tcBorders>
+              <w:top w:val="single" w:color="CBD5E1" w:sz="4"/>
+              <w:left w:val="single" w:color="CBD5E1" w:sz="4"/>
+              <w:bottom w:val="single" w:color="CBD5E1" w:sz="4"/>
+              <w:right w:val="single" w:color="CBD5E1" w:sz="4"/>
+            </w:tcBorders>
+            <w:shd w:fill="FFFFFF" w:val="clear"/>
+            <w:tcMar>
+              <w:top w:type="dxa" w:w="80"/>
+              <w:left w:type="dxa" w:w="120"/>
+              <w:bottom w:type="dxa" w:w="80"/>
+              <w:right w:type="dxa" w:w="120"/>
+            </w:tcMar>
+          </w:tcPr>
+          <w:p>
+            <w:r>
+              <w:rPr>
+                <w:rFonts w:ascii="Arial" w:cs="Arial" w:eastAsia="Arial" w:hAnsi="Arial"/>
+                <w:color w:val="374151"/>
+                <w:sz w:val="18"/>
+                <w:szCs w:val="18"/>
+              </w:rPr>
+              <w:t xml:space="preserve">Cowles / Lenart</w:t>
+            </w:r>
+          </w:p>
+        </w:tc>
+        <w:tc>
+          <w:tcPr>
+            <w:tcW w:type="dxa" w:w="2200"/>
+            <w:tcBorders>
+              <w:top w:val="single" w:color="CBD5E1" w:sz="4"/>
+              <w:left w:val="single" w:color="CBD5E1" w:sz="4"/>
+              <w:bottom w:val="single" w:color="CBD5E1" w:sz="4"/>
+              <w:right w:val="single" w:color="CBD5E1" w:sz="4"/>
+            </w:tcBorders>
+            <w:shd w:fill="FFFFFF" w:val="clear"/>
+            <w:tcMar>
+              <w:top w:type="dxa" w:w="80"/>
+              <w:left w:type="dxa" w:w="120"/>
+              <w:bottom w:type="dxa" w:w="80"/>
+              <w:right w:type="dxa" w:w="120"/>
+            </w:tcMar>
+          </w:tcPr>
+          <w:p>
+            <w:r>
+              <w:rPr>
+                <w:rFonts w:ascii="Arial" w:cs="Arial" w:eastAsia="Arial" w:hAnsi="Arial"/>
+                <w:color w:val="374151"/>
+                <w:sz w:val="18"/>
+                <w:szCs w:val="18"/>
+              </w:rPr>
+              <w:t xml:space="preserve">✅ UYGUN</w:t>
+            </w:r>
+          </w:p>
+        </w:tc>
+        <w:tc>
+          <w:tcPr>
+            <w:tcW w:type="dxa" w:w="2000"/>
+            <w:tcBorders>
+              <w:top w:val="single" w:color="CBD5E1" w:sz="4"/>
+              <w:left w:val="single" w:color="CBD5E1" w:sz="4"/>
+              <w:bottom w:val="single" w:color="CBD5E1" w:sz="4"/>
+              <w:right w:val="single" w:color="CBD5E1" w:sz="4"/>
+            </w:tcBorders>
+            <w:shd w:fill="FFFFFF" w:val="clear"/>
+            <w:tcMar>
+              <w:top w:type="dxa" w:w="80"/>
+              <w:left w:type="dxa" w:w="120"/>
+              <w:bottom w:type="dxa" w:w="80"/>
+              <w:right w:type="dxa" w:w="120"/>
+            </w:tcMar>
+          </w:tcPr>
+          <w:p>
+            <w:r>
+              <w:rPr>
+                <w:rFonts w:ascii="Arial" w:cs="Arial" w:eastAsia="Arial" w:hAnsi="Arial"/>
+                <w:color w:val="374151"/>
+                <w:sz w:val="18"/>
+                <w:szCs w:val="18"/>
+              </w:rPr>
+              <w:t xml:space="preserve">10–500</w:t>
+            </w:r>
+          </w:p>
+        </w:tc>
+        <w:tc>
+          <w:tcPr>
+            <w:tcW w:type="dxa" w:w="2826"/>
+            <w:tcBorders>
+              <w:top w:val="single" w:color="CBD5E1" w:sz="4"/>
+              <w:left w:val="single" w:color="CBD5E1" w:sz="4"/>
+              <w:bottom w:val="single" w:color="CBD5E1" w:sz="4"/>
+              <w:right w:val="single" w:color="CBD5E1" w:sz="4"/>
+            </w:tcBorders>
+            <w:shd w:fill="FFFFFF" w:val="clear"/>
+            <w:tcMar>
+              <w:top w:type="dxa" w:w="80"/>
+              <w:left w:type="dxa" w:w="120"/>
+              <w:bottom w:type="dxa" w:w="80"/>
+              <w:right w:type="dxa" w:w="120"/>
+            </w:tcMar>
+          </w:tcPr>
+          <w:p>
+            <w:r>
+              <w:rPr>
+                <w:rFonts w:ascii="Arial" w:cs="Arial" w:eastAsia="Arial" w:hAnsi="Arial"/>
+                <w:color w:val="374151"/>
+                <w:sz w:val="18"/>
+                <w:szCs w:val="18"/>
+              </w:rPr>
+              <w:t xml:space="preserve">Lamineer/geçiş: pigment laminar tabakalar arası ezilir</w:t>
+            </w:r>
+          </w:p>
+        </w:tc>
+      </w:tr>
+      <w:tr>
+        <w:tc>
+          <w:tcPr>
+            <w:tcW w:type="dxa" w:w="2000"/>
+            <w:tcBorders>
+              <w:top w:val="single" w:color="CBD5E1" w:sz="4"/>
+              <w:left w:val="single" w:color="CBD5E1" w:sz="4"/>
+              <w:bottom w:val="single" w:color="CBD5E1" w:sz="4"/>
+              <w:right w:val="single" w:color="CBD5E1" w:sz="4"/>
+            </w:tcBorders>
+            <w:shd w:fill="F8FAFC" w:val="clear"/>
+            <w:tcMar>
+              <w:top w:type="dxa" w:w="80"/>
+              <w:left w:type="dxa" w:w="120"/>
+              <w:bottom w:type="dxa" w:w="80"/>
+              <w:right w:type="dxa" w:w="120"/>
+            </w:tcMar>
+          </w:tcPr>
+          <w:p>
+            <w:r>
+              <w:rPr>
+                <w:rFonts w:ascii="Arial" w:cs="Arial" w:eastAsia="Arial" w:hAnsi="Arial"/>
+                <w:color w:val="374151"/>
+                <w:sz w:val="18"/>
+                <w:szCs w:val="18"/>
+              </w:rPr>
+              <w:t xml:space="preserve">Cowles / Lenart</w:t>
+            </w:r>
+          </w:p>
+        </w:tc>
+        <w:tc>
+          <w:tcPr>
+            <w:tcW w:type="dxa" w:w="2200"/>
+            <w:tcBorders>
+              <w:top w:val="single" w:color="CBD5E1" w:sz="4"/>
+              <w:left w:val="single" w:color="CBD5E1" w:sz="4"/>
+              <w:bottom w:val="single" w:color="CBD5E1" w:sz="4"/>
+              <w:right w:val="single" w:color="CBD5E1" w:sz="4"/>
+            </w:tcBorders>
+            <w:shd w:fill="F8FAFC" w:val="clear"/>
+            <w:tcMar>
+              <w:top w:type="dxa" w:w="80"/>
+              <w:left w:type="dxa" w:w="120"/>
+              <w:bottom w:type="dxa" w:w="80"/>
+              <w:right w:type="dxa" w:w="120"/>
+            </w:tcMar>
+          </w:tcPr>
+          <w:p>
+            <w:r>
+              <w:rPr>
+                <w:rFonts w:ascii="Arial" w:cs="Arial" w:eastAsia="Arial" w:hAnsi="Arial"/>
+                <w:color w:val="374151"/>
+                <w:sz w:val="18"/>
+                <w:szCs w:val="18"/>
+              </w:rPr>
+              <w:t xml:space="preserve">⚠ DİKKAT</w:t>
+            </w:r>
+          </w:p>
+        </w:tc>
+        <w:tc>
+          <w:tcPr>
+            <w:tcW w:type="dxa" w:w="2000"/>
+            <w:tcBorders>
+              <w:top w:val="single" w:color="CBD5E1" w:sz="4"/>
+              <w:left w:val="single" w:color="CBD5E1" w:sz="4"/>
+              <w:bottom w:val="single" w:color="CBD5E1" w:sz="4"/>
+              <w:right w:val="single" w:color="CBD5E1" w:sz="4"/>
+            </w:tcBorders>
+            <w:shd w:fill="F8FAFC" w:val="clear"/>
+            <w:tcMar>
+              <w:top w:type="dxa" w:w="80"/>
+              <w:left w:type="dxa" w:w="120"/>
+              <w:bottom w:type="dxa" w:w="80"/>
+              <w:right w:type="dxa" w:w="120"/>
+            </w:tcMar>
+          </w:tcPr>
+          <w:p>
+            <w:r>
+              <w:rPr>
+                <w:rFonts w:ascii="Arial" w:cs="Arial" w:eastAsia="Arial" w:hAnsi="Arial"/>
+                <w:color w:val="374151"/>
+                <w:sz w:val="18"/>
+                <w:szCs w:val="18"/>
+              </w:rPr>
+              <w:t xml:space="preserve">&gt;500</w:t>
+            </w:r>
+          </w:p>
+        </w:tc>
+        <w:tc>
+          <w:tcPr>
+            <w:tcW w:type="dxa" w:w="2826"/>
+            <w:tcBorders>
+              <w:top w:val="single" w:color="CBD5E1" w:sz="4"/>
+              <w:left w:val="single" w:color="CBD5E1" w:sz="4"/>
+              <w:bottom w:val="single" w:color="CBD5E1" w:sz="4"/>
+              <w:right w:val="single" w:color="CBD5E1" w:sz="4"/>
+            </w:tcBorders>
+            <w:shd w:fill="F8FAFC" w:val="clear"/>
+            <w:tcMar>
+              <w:top w:type="dxa" w:w="80"/>
+              <w:left w:type="dxa" w:w="120"/>
+              <w:bottom w:type="dxa" w:w="80"/>
+              <w:right w:type="dxa" w:w="120"/>
+            </w:tcMar>
+          </w:tcPr>
+          <w:p>
+            <w:r>
+              <w:rPr>
+                <w:rFonts w:ascii="Arial" w:cs="Arial" w:eastAsia="Arial" w:hAnsi="Arial"/>
+                <w:color w:val="374151"/>
+                <w:sz w:val="18"/>
+                <w:szCs w:val="18"/>
+              </w:rPr>
+              <w:t xml:space="preserve">Türbülans dispersiyon verimini düşürür</w:t>
+            </w:r>
+          </w:p>
+        </w:tc>
+      </w:tr>
+      <w:tr>
+        <w:tc>
+          <w:tcPr>
+            <w:tcW w:type="dxa" w:w="2000"/>
+            <w:tcBorders>
+              <w:top w:val="single" w:color="CBD5E1" w:sz="4"/>
+              <w:left w:val="single" w:color="CBD5E1" w:sz="4"/>
+              <w:bottom w:val="single" w:color="CBD5E1" w:sz="4"/>
+              <w:right w:val="single" w:color="CBD5E1" w:sz="4"/>
+            </w:tcBorders>
+            <w:shd w:fill="FFFFFF" w:val="clear"/>
+            <w:tcMar>
+              <w:top w:type="dxa" w:w="80"/>
+              <w:left w:type="dxa" w:w="120"/>
+              <w:bottom w:type="dxa" w:w="80"/>
+              <w:right w:type="dxa" w:w="120"/>
+            </w:tcMar>
+          </w:tcPr>
+          <w:p>
+            <w:r>
+              <w:rPr>
+                <w:rFonts w:ascii="Arial" w:cs="Arial" w:eastAsia="Arial" w:hAnsi="Arial"/>
+                <w:color w:val="374151"/>
+                <w:sz w:val="18"/>
+                <w:szCs w:val="18"/>
+              </w:rPr>
+              <w:t xml:space="preserve">Marine Propeller</w:t>
+            </w:r>
+          </w:p>
+        </w:tc>
+        <w:tc>
+          <w:tcPr>
+            <w:tcW w:type="dxa" w:w="2200"/>
+            <w:tcBorders>
+              <w:top w:val="single" w:color="CBD5E1" w:sz="4"/>
+              <w:left w:val="single" w:color="CBD5E1" w:sz="4"/>
+              <w:bottom w:val="single" w:color="CBD5E1" w:sz="4"/>
+              <w:right w:val="single" w:color="CBD5E1" w:sz="4"/>
+            </w:tcBorders>
+            <w:shd w:fill="FFFFFF" w:val="clear"/>
+            <w:tcMar>
+              <w:top w:type="dxa" w:w="80"/>
+              <w:left w:type="dxa" w:w="120"/>
+              <w:bottom w:type="dxa" w:w="80"/>
+              <w:right w:type="dxa" w:w="120"/>
+            </w:tcMar>
+          </w:tcPr>
+          <w:p>
+            <w:r>
+              <w:rPr>
+                <w:rFonts w:ascii="Arial" w:cs="Arial" w:eastAsia="Arial" w:hAnsi="Arial"/>
+                <w:color w:val="374151"/>
+                <w:sz w:val="18"/>
+                <w:szCs w:val="18"/>
+              </w:rPr>
+              <w:t xml:space="preserve">✅ UYGUN</w:t>
+            </w:r>
+          </w:p>
+        </w:tc>
+        <w:tc>
+          <w:tcPr>
+            <w:tcW w:type="dxa" w:w="2000"/>
+            <w:tcBorders>
+              <w:top w:val="single" w:color="CBD5E1" w:sz="4"/>
+              <w:left w:val="single" w:color="CBD5E1" w:sz="4"/>
+              <w:bottom w:val="single" w:color="CBD5E1" w:sz="4"/>
+              <w:right w:val="single" w:color="CBD5E1" w:sz="4"/>
+            </w:tcBorders>
+            <w:shd w:fill="FFFFFF" w:val="clear"/>
+            <w:tcMar>
+              <w:top w:type="dxa" w:w="80"/>
+              <w:left w:type="dxa" w:w="120"/>
+              <w:bottom w:type="dxa" w:w="80"/>
+              <w:right w:type="dxa" w:w="120"/>
+            </w:tcMar>
+          </w:tcPr>
+          <w:p>
+            <w:r>
+              <w:rPr>
+                <w:rFonts w:ascii="Arial" w:cs="Arial" w:eastAsia="Arial" w:hAnsi="Arial"/>
+                <w:color w:val="374151"/>
+                <w:sz w:val="18"/>
+                <w:szCs w:val="18"/>
+              </w:rPr>
+              <w:t xml:space="preserve">&gt;200</w:t>
+            </w:r>
+          </w:p>
+        </w:tc>
+        <w:tc>
+          <w:tcPr>
+            <w:tcW w:type="dxa" w:w="2826"/>
+            <w:tcBorders>
+              <w:top w:val="single" w:color="CBD5E1" w:sz="4"/>
+              <w:left w:val="single" w:color="CBD5E1" w:sz="4"/>
+              <w:bottom w:val="single" w:color="CBD5E1" w:sz="4"/>
+              <w:right w:val="single" w:color="CBD5E1" w:sz="4"/>
+            </w:tcBorders>
+            <w:shd w:fill="FFFFFF" w:val="clear"/>
+            <w:tcMar>
+              <w:top w:type="dxa" w:w="80"/>
+              <w:left w:type="dxa" w:w="120"/>
+              <w:bottom w:type="dxa" w:w="80"/>
+              <w:right w:type="dxa" w:w="120"/>
+            </w:tcMar>
+          </w:tcPr>
+          <w:p>
+            <w:r>
+              <w:rPr>
+                <w:rFonts w:ascii="Arial" w:cs="Arial" w:eastAsia="Arial" w:hAnsi="Arial"/>
+                <w:color w:val="374151"/>
+                <w:sz w:val="18"/>
+                <w:szCs w:val="18"/>
+              </w:rPr>
+              <w:t xml:space="preserve">Geçiş/türbülanslı: homojenizasyon yeterli</w:t>
+            </w:r>
+          </w:p>
+        </w:tc>
+      </w:tr>
+      <w:tr>
+        <w:tc>
+          <w:tcPr>
+            <w:tcW w:type="dxa" w:w="2000"/>
+            <w:tcBorders>
+              <w:top w:val="single" w:color="CBD5E1" w:sz="4"/>
+              <w:left w:val="single" w:color="CBD5E1" w:sz="4"/>
+              <w:bottom w:val="single" w:color="CBD5E1" w:sz="4"/>
+              <w:right w:val="single" w:color="CBD5E1" w:sz="4"/>
+            </w:tcBorders>
+            <w:shd w:fill="F8FAFC" w:val="clear"/>
+            <w:tcMar>
+              <w:top w:type="dxa" w:w="80"/>
+              <w:left w:type="dxa" w:w="120"/>
+              <w:bottom w:type="dxa" w:w="80"/>
+              <w:right w:type="dxa" w:w="120"/>
+            </w:tcMar>
+          </w:tcPr>
+          <w:p>
+            <w:r>
+              <w:rPr>
+                <w:rFonts w:ascii="Arial" w:cs="Arial" w:eastAsia="Arial" w:hAnsi="Arial"/>
+                <w:color w:val="374151"/>
+                <w:sz w:val="18"/>
+                <w:szCs w:val="18"/>
+              </w:rPr>
+              <w:t xml:space="preserve">Marine Propeller</w:t>
+            </w:r>
+          </w:p>
+        </w:tc>
+        <w:tc>
+          <w:tcPr>
+            <w:tcW w:type="dxa" w:w="2200"/>
+            <w:tcBorders>
+              <w:top w:val="single" w:color="CBD5E1" w:sz="4"/>
+              <w:left w:val="single" w:color="CBD5E1" w:sz="4"/>
+              <w:bottom w:val="single" w:color="CBD5E1" w:sz="4"/>
+              <w:right w:val="single" w:color="CBD5E1" w:sz="4"/>
+            </w:tcBorders>
+            <w:shd w:fill="F8FAFC" w:val="clear"/>
+            <w:tcMar>
+              <w:top w:type="dxa" w:w="80"/>
+              <w:left w:type="dxa" w:w="120"/>
+              <w:bottom w:type="dxa" w:w="80"/>
+              <w:right w:type="dxa" w:w="120"/>
+            </w:tcMar>
+          </w:tcPr>
+          <w:p>
+            <w:r>
+              <w:rPr>
+                <w:rFonts w:ascii="Arial" w:cs="Arial" w:eastAsia="Arial" w:hAnsi="Arial"/>
+                <w:color w:val="374151"/>
+                <w:sz w:val="18"/>
+                <w:szCs w:val="18"/>
+              </w:rPr>
+              <w:t xml:space="preserve">⚠ DİKKAT</w:t>
+            </w:r>
+          </w:p>
+        </w:tc>
+        <w:tc>
+          <w:tcPr>
+            <w:tcW w:type="dxa" w:w="2000"/>
+            <w:tcBorders>
+              <w:top w:val="single" w:color="CBD5E1" w:sz="4"/>
+              <w:left w:val="single" w:color="CBD5E1" w:sz="4"/>
+              <w:bottom w:val="single" w:color="CBD5E1" w:sz="4"/>
+              <w:right w:val="single" w:color="CBD5E1" w:sz="4"/>
+            </w:tcBorders>
+            <w:shd w:fill="F8FAFC" w:val="clear"/>
+            <w:tcMar>
+              <w:top w:type="dxa" w:w="80"/>
+              <w:left w:type="dxa" w:w="120"/>
+              <w:bottom w:type="dxa" w:w="80"/>
+              <w:right w:type="dxa" w:w="120"/>
+            </w:tcMar>
+          </w:tcPr>
+          <w:p>
+            <w:r>
+              <w:rPr>
+                <w:rFonts w:ascii="Arial" w:cs="Arial" w:eastAsia="Arial" w:hAnsi="Arial"/>
+                <w:color w:val="374151"/>
+                <w:sz w:val="18"/>
+                <w:szCs w:val="18"/>
+              </w:rPr>
+              <w:t xml:space="preserve">10–200</w:t>
+            </w:r>
+          </w:p>
+        </w:tc>
+        <w:tc>
+          <w:tcPr>
+            <w:tcW w:type="dxa" w:w="2826"/>
+            <w:tcBorders>
+              <w:top w:val="single" w:color="CBD5E1" w:sz="4"/>
+              <w:left w:val="single" w:color="CBD5E1" w:sz="4"/>
+              <w:bottom w:val="single" w:color="CBD5E1" w:sz="4"/>
+              <w:right w:val="single" w:color="CBD5E1" w:sz="4"/>
+            </w:tcBorders>
+            <w:shd w:fill="F8FAFC" w:val="clear"/>
+            <w:tcMar>
+              <w:top w:type="dxa" w:w="80"/>
+              <w:left w:type="dxa" w:w="120"/>
+              <w:bottom w:type="dxa" w:w="80"/>
+              <w:right w:type="dxa" w:w="120"/>
+            </w:tcMar>
+          </w:tcPr>
+          <w:p>
+            <w:r>
+              <w:rPr>
+                <w:rFonts w:ascii="Arial" w:cs="Arial" w:eastAsia="Arial" w:hAnsi="Arial"/>
+                <w:color w:val="374151"/>
+                <w:sz w:val="18"/>
+                <w:szCs w:val="18"/>
+              </w:rPr>
+              <w:t xml:space="preserve">Lamineer sınırı — karışma zayıf</w:t>
+            </w:r>
+          </w:p>
+        </w:tc>
+      </w:tr>
+      <w:tr>
+        <w:tc>
+          <w:tcPr>
+            <w:tcW w:type="dxa" w:w="2000"/>
+            <w:tcBorders>
+              <w:top w:val="single" w:color="CBD5E1" w:sz="4"/>
+              <w:left w:val="single" w:color="CBD5E1" w:sz="4"/>
+              <w:bottom w:val="single" w:color="CBD5E1" w:sz="4"/>
+              <w:right w:val="single" w:color="CBD5E1" w:sz="4"/>
+            </w:tcBorders>
+            <w:shd w:fill="FFFFFF" w:val="clear"/>
+            <w:tcMar>
+              <w:top w:type="dxa" w:w="80"/>
+              <w:left w:type="dxa" w:w="120"/>
+              <w:bottom w:type="dxa" w:w="80"/>
+              <w:right w:type="dxa" w:w="120"/>
+            </w:tcMar>
+          </w:tcPr>
+          <w:p>
+            <w:r>
+              <w:rPr>
+                <w:rFonts w:ascii="Arial" w:cs="Arial" w:eastAsia="Arial" w:hAnsi="Arial"/>
+                <w:color w:val="374151"/>
+                <w:sz w:val="18"/>
+                <w:szCs w:val="18"/>
+              </w:rPr>
+              <w:t xml:space="preserve">Marine Propeller</w:t>
+            </w:r>
+          </w:p>
+        </w:tc>
+        <w:tc>
+          <w:tcPr>
+            <w:tcW w:type="dxa" w:w="2200"/>
+            <w:tcBorders>
+              <w:top w:val="single" w:color="CBD5E1" w:sz="4"/>
+              <w:left w:val="single" w:color="CBD5E1" w:sz="4"/>
+              <w:bottom w:val="single" w:color="CBD5E1" w:sz="4"/>
+              <w:right w:val="single" w:color="CBD5E1" w:sz="4"/>
+            </w:tcBorders>
+            <w:shd w:fill="FFFFFF" w:val="clear"/>
+            <w:tcMar>
+              <w:top w:type="dxa" w:w="80"/>
+              <w:left w:type="dxa" w:w="120"/>
+              <w:bottom w:type="dxa" w:w="80"/>
+              <w:right w:type="dxa" w:w="120"/>
+            </w:tcMar>
+          </w:tcPr>
+          <w:p>
+            <w:r>
+              <w:rPr>
+                <w:rFonts w:ascii="Arial" w:cs="Arial" w:eastAsia="Arial" w:hAnsi="Arial"/>
+                <w:color w:val="374151"/>
+                <w:sz w:val="18"/>
+                <w:szCs w:val="18"/>
+              </w:rPr>
+              <w:t xml:space="preserve">❌ SORUN</w:t>
+            </w:r>
+          </w:p>
+        </w:tc>
+        <w:tc>
+          <w:tcPr>
+            <w:tcW w:type="dxa" w:w="2000"/>
+            <w:tcBorders>
+              <w:top w:val="single" w:color="CBD5E1" w:sz="4"/>
+              <w:left w:val="single" w:color="CBD5E1" w:sz="4"/>
+              <w:bottom w:val="single" w:color="CBD5E1" w:sz="4"/>
+              <w:right w:val="single" w:color="CBD5E1" w:sz="4"/>
+            </w:tcBorders>
+            <w:shd w:fill="FFFFFF" w:val="clear"/>
+            <w:tcMar>
+              <w:top w:type="dxa" w:w="80"/>
+              <w:left w:type="dxa" w:w="120"/>
+              <w:bottom w:type="dxa" w:w="80"/>
+              <w:right w:type="dxa" w:w="120"/>
+            </w:tcMar>
+          </w:tcPr>
+          <w:p>
+            <w:r>
+              <w:rPr>
+                <w:rFonts w:ascii="Arial" w:cs="Arial" w:eastAsia="Arial" w:hAnsi="Arial"/>
+                <w:color w:val="374151"/>
+                <w:sz w:val="18"/>
+                <w:szCs w:val="18"/>
+              </w:rPr>
+              <w:t xml:space="preserve">&lt;10</w:t>
+            </w:r>
+          </w:p>
+        </w:tc>
+        <w:tc>
+          <w:tcPr>
+            <w:tcW w:type="dxa" w:w="2826"/>
+            <w:tcBorders>
+              <w:top w:val="single" w:color="CBD5E1" w:sz="4"/>
+              <w:left w:val="single" w:color="CBD5E1" w:sz="4"/>
+              <w:bottom w:val="single" w:color="CBD5E1" w:sz="4"/>
+              <w:right w:val="single" w:color="CBD5E1" w:sz="4"/>
+            </w:tcBorders>
+            <w:shd w:fill="FFFFFF" w:val="clear"/>
+            <w:tcMar>
+              <w:top w:type="dxa" w:w="80"/>
+              <w:left w:type="dxa" w:w="120"/>
+              <w:bottom w:type="dxa" w:w="80"/>
+              <w:right w:type="dxa" w:w="120"/>
+            </w:tcMar>
+          </w:tcPr>
+          <w:p>
+            <w:r>
+              <w:rPr>
+                <w:rFonts w:ascii="Arial" w:cs="Arial" w:eastAsia="Arial" w:hAnsi="Arial"/>
+                <w:color w:val="374151"/>
+                <w:sz w:val="18"/>
+                <w:szCs w:val="18"/>
+              </w:rPr>
+              <w:t xml:space="preserve">Tam lamineer — homojenizasyon çok zor</w:t>
+            </w:r>
+          </w:p>
+        </w:tc>
+      </w:tr>
+    </w:tbl>
+    <w:p>
+      <w:pPr>
+        <w:spacing w:after="100" w:before="0"/>
+      </w:pPr>
+      <w:r>
+        <w:t xml:space="preserve"/>
+      </w:r>
+    </w:p>
+    <w:tbl>
+      <w:tblPr>
+        <w:tblW w:type="dxa" w:w="9026"/>
+        <w:tblBorders>
+          <w:top w:val="single" w:color="auto" w:sz="4"/>
+          <w:left w:val="single" w:color="auto" w:sz="4"/>
+          <w:bottom w:val="single" w:color="auto" w:sz="4"/>
+          <w:right w:val="single" w:color="auto" w:sz="4"/>
+          <w:insideH w:val="single" w:color="auto" w:sz="4"/>
+          <w:insideV w:val="single" w:color="auto" w:sz="4"/>
+        </w:tblBorders>
+      </w:tblPr>
+      <w:tblGrid>
+        <w:gridCol w:w="9026"/>
+      </w:tblGrid>
+      <w:tr>
+        <w:tc>
+          <w:tcPr>
+            <w:tcW w:type="dxa" w:w="9026"/>
+            <w:tcBorders>
+              <w:top w:val="single" w:color="22C55E" w:sz="8"/>
+              <w:left w:val="single" w:color="22C55E" w:sz="4"/>
+              <w:bottom w:val="single" w:color="22C55E" w:sz="4"/>
+              <w:right w:val="single" w:color="22C55E" w:sz="4"/>
+            </w:tcBorders>
+            <w:shd w:fill="F0FDF4" w:val="clear"/>
+            <w:tcMar>
+              <w:top w:type="dxa" w:w="120"/>
+              <w:left w:type="dxa" w:w="180"/>
+              <w:bottom w:type="dxa" w:w="120"/>
+              <w:right w:type="dxa" w:w="180"/>
+            </w:tcMar>
+          </w:tcPr>
+          <w:p>
+            <w:pPr>
+              <w:spacing w:after="40" w:before="0"/>
+            </w:pPr>
+            <w:r>
+              <w:rPr>
+                <w:rFonts w:ascii="Arial" w:cs="Arial" w:eastAsia="Arial" w:hAnsi="Arial"/>
+                <w:b/>
+                <w:bCs/>
+                <w:color w:val="15803D"/>
+                <w:sz w:val="18"/>
+                <w:szCs w:val="18"/>
+              </w:rPr>
+              <w:t xml:space="preserve">Kaynak</w:t>
+            </w:r>
+          </w:p>
+          <w:p>
+            <w:pPr>
+              <w:spacing w:after="0" w:before="0"/>
+            </w:pPr>
+            <w:r>
+              <w:rPr>
+                <w:rFonts w:ascii="Arial" w:cs="Arial" w:eastAsia="Arial" w:hAnsi="Arial"/>
+                <w:color w:val="374151"/>
+                <w:sz w:val="20"/>
+                <w:szCs w:val="20"/>
+              </w:rPr>
+              <w:t xml:space="preserve">Metzner &amp; Otto (1957), AIChE J. 3(1):3–10. Dispersiyon için düşük Re: Oğla B. &amp; Gürcay Ö., Kansai Altan Boya / Ege Üniversitesi (2022), Chem. Eng. Res. Des. 187:219–230. 'Turbulence in high-speed mixing of dispersions is not wanted because pigment clusters are expected to be grinded between laminar flow layers.'</w:t>
+            </w:r>
+          </w:p>
+        </w:tc>
+      </w:tr>
+    </w:tbl>
+    <w:p>
+      <w:pPr>
+        <w:spacing w:after="100" w:before="0"/>
+      </w:pPr>
+      <w:r>
+        <w:t xml:space="preserve"/>
+      </w:r>
+    </w:p>
+    <w:p>
+      <w:pPr>
+        <w:pStyle w:val="Heading2"/>
+        <w:spacing w:after="120" w:before="300"/>
+      </w:pPr>
+      <w:r>
+        <w:rPr>
+          <w:rFonts w:ascii="Arial" w:cs="Arial" w:eastAsia="Arial" w:hAnsi="Arial"/>
+          <w:b/>
+          <w:bCs/>
+          <w:color w:val="D04A02"/>
+          <w:sz w:val="24"/>
+          <w:szCs w:val="24"/>
+        </w:rPr>
+        <w:t xml:space="preserve">8.4 Kriter 3: Motor Gücü</w:t>
+      </w:r>
+    </w:p>
+    <w:tbl>
+      <w:tblPr>
+        <w:tblW w:type="dxa" w:w="9026"/>
+        <w:tblBorders>
+          <w:top w:val="single" w:color="auto" w:sz="4"/>
+          <w:left w:val="single" w:color="auto" w:sz="4"/>
+          <w:bottom w:val="single" w:color="auto" w:sz="4"/>
+          <w:right w:val="single" w:color="auto" w:sz="4"/>
+          <w:insideH w:val="single" w:color="auto" w:sz="4"/>
+          <w:insideV w:val="single" w:color="auto" w:sz="4"/>
+        </w:tblBorders>
+      </w:tblPr>
+      <w:tblGrid>
+        <w:gridCol w:w="9026"/>
+      </w:tblGrid>
+      <w:tr>
+        <w:tc>
+          <w:tcPr>
+            <w:tcW w:type="dxa" w:w="9026"/>
+            <w:tcBorders>
+              <w:top w:val="single" w:color="3B82F6" w:sz="6"/>
+              <w:left w:val="single" w:color="3B82F6" w:sz="4"/>
+              <w:bottom w:val="single" w:color="3B82F6" w:sz="4"/>
+              <w:right w:val="single" w:color="3B82F6" w:sz="4"/>
+            </w:tcBorders>
+            <w:shd w:fill="EFF6FF" w:val="clear"/>
+            <w:tcMar>
+              <w:top w:type="dxa" w:w="140"/>
+              <w:left w:type="dxa" w:w="200"/>
+              <w:bottom w:type="dxa" w:w="120"/>
+              <w:right w:type="dxa" w:w="200"/>
+            </w:tcMar>
+          </w:tcPr>
+          <w:p>
+            <w:pPr>
+              <w:spacing w:after="60" w:before="0"/>
+              <w:jc w:val="center"/>
+            </w:pPr>
+            <w:r>
+              <w:rPr>
+                <w:rFonts w:ascii="Courier New" w:cs="Courier New" w:eastAsia="Courier New" w:hAnsi="Courier New"/>
+                <w:b/>
+                <w:bCs/>
+                <w:color w:val="1D4ED8"/>
+                <w:sz w:val="22"/>
+                <w:szCs w:val="22"/>
+              </w:rPr>
+              <w:t xml:space="preserve">P_teorik = Np × ρ × N³ × D⁵    [W]</w:t>
+            </w:r>
+          </w:p>
+          <w:p>
+            <w:pPr>
+              <w:spacing w:after="0" w:before="0"/>
+              <w:jc w:val="center"/>
+            </w:pPr>
+            <w:r>
+              <w:rPr>
+                <w:rFonts w:ascii="Arial" w:cs="Arial" w:eastAsia="Arial" w:hAnsi="Arial"/>
+                <w:i/>
+                <w:iCs/>
+                <w:color w:val="6B7280"/>
+                <w:sz w:val="16"/>
+                <w:szCs w:val="16"/>
+              </w:rPr>
+              <w:t xml:space="preserve">Teorik güç tüketimi</w:t>
+            </w:r>
+          </w:p>
+        </w:tc>
+      </w:tr>
+    </w:tbl>
+    <w:p>
+      <w:pPr>
+        <w:spacing w:after="100" w:before="60"/>
+      </w:pPr>
+      <w:r>
+        <w:rPr>
+          <w:rFonts w:ascii="Arial" w:cs="Arial" w:eastAsia="Arial" w:hAnsi="Arial"/>
+          <w:color w:val="374151"/>
+          <w:sz w:val="20"/>
+          <w:szCs w:val="20"/>
+        </w:rPr>
+        <w:t xml:space="preserve">Motor gücü P_teorik'ten küçükse, motor belirtilen RPM'e ulaşamaz. Simülatör gerçek motor gücü ile hesaplamayı sınırlandırır ve maksimum ulaşılabilir RPM'i gösterir.</w:t>
+      </w:r>
+    </w:p>
+    <w:p>
+      <w:pPr>
+        <w:spacing w:after="100" w:before="0"/>
+      </w:pPr>
+      <w:r>
+        <w:t xml:space="preserve"/>
+      </w:r>
+    </w:p>
+    <w:tbl>
+      <w:tblPr>
+        <w:tblW w:type="dxa" w:w="9026"/>
+        <w:tblBorders>
+          <w:top w:val="single" w:color="auto" w:sz="4"/>
+          <w:left w:val="single" w:color="auto" w:sz="4"/>
+          <w:bottom w:val="single" w:color="auto" w:sz="4"/>
+          <w:right w:val="single" w:color="auto" w:sz="4"/>
+          <w:insideH w:val="single" w:color="auto" w:sz="4"/>
+          <w:insideV w:val="single" w:color="auto" w:sz="4"/>
+        </w:tblBorders>
+      </w:tblPr>
+      <w:tblGrid>
+        <w:gridCol w:w="9026"/>
+      </w:tblGrid>
+      <w:tr>
+        <w:tc>
+          <w:tcPr>
+            <w:tcW w:type="dxa" w:w="9026"/>
+            <w:tcBorders>
+              <w:top w:val="single" w:color="3B82F6" w:sz="8"/>
+              <w:left w:val="single" w:color="3B82F6" w:sz="4"/>
+              <w:bottom w:val="single" w:color="3B82F6" w:sz="4"/>
+              <w:right w:val="single" w:color="3B82F6" w:sz="4"/>
+            </w:tcBorders>
+            <w:shd w:fill="EFF6FF" w:val="clear"/>
+            <w:tcMar>
+              <w:top w:type="dxa" w:w="120"/>
+              <w:left w:type="dxa" w:w="180"/>
+              <w:bottom w:type="dxa" w:w="120"/>
+              <w:right w:type="dxa" w:w="180"/>
+            </w:tcMar>
+          </w:tcPr>
+          <w:p>
+            <w:pPr>
+              <w:spacing w:after="40" w:before="0"/>
+            </w:pPr>
+            <w:r>
+              <w:rPr>
+                <w:rFonts w:ascii="Arial" w:cs="Arial" w:eastAsia="Arial" w:hAnsi="Arial"/>
+                <w:b/>
+                <w:bCs/>
+                <w:color w:val="1D4ED8"/>
+                <w:sz w:val="18"/>
+                <w:szCs w:val="18"/>
+              </w:rPr>
+              <w:t xml:space="preserve">Kaynak</w:t>
+            </w:r>
+          </w:p>
+          <w:p>
+            <w:pPr>
+              <w:spacing w:after="0" w:before="0"/>
+            </w:pPr>
+            <w:r>
+              <w:rPr>
+                <w:rFonts w:ascii="Arial" w:cs="Arial" w:eastAsia="Arial" w:hAnsi="Arial"/>
+                <w:color w:val="374151"/>
+                <w:sz w:val="20"/>
+                <w:szCs w:val="20"/>
+              </w:rPr>
+              <w:t xml:space="preserve">Paul E.L., Atiemo-Obeng V.A., Kresta S.M. (2004). Handbook of Industrial Mixing. Wiley-Blackwell. Ch. 1 — Güç sayısı Np ve türbülanslı rejim sabitleri.</w:t>
+            </w:r>
+          </w:p>
+        </w:tc>
+      </w:tr>
+    </w:tbl>
+    <w:p>
+      <w:pPr>
+        <w:spacing w:after="100" w:before="0"/>
+      </w:pPr>
+      <w:r>
+        <w:t xml:space="preserve"/>
+      </w:r>
+    </w:p>
+    <w:p>
+      <w:pPr>
+        <w:pStyle w:val="Heading2"/>
+        <w:spacing w:after="120" w:before="300"/>
+      </w:pPr>
+      <w:r>
+        <w:rPr>
+          <w:rFonts w:ascii="Arial" w:cs="Arial" w:eastAsia="Arial" w:hAnsi="Arial"/>
+          <w:b/>
+          <w:bCs/>
+          <w:color w:val="D04A02"/>
+          <w:sz w:val="24"/>
+          <w:szCs w:val="24"/>
+        </w:rPr>
+        <w:t xml:space="preserve">8.5 Kriter 4: Pervane Uç Hızı</w:t>
+      </w:r>
+    </w:p>
+    <w:tbl>
+      <w:tblPr>
+        <w:tblW w:type="dxa" w:w="9026"/>
+        <w:tblBorders>
+          <w:top w:val="single" w:color="auto" w:sz="4"/>
+          <w:left w:val="single" w:color="auto" w:sz="4"/>
+          <w:bottom w:val="single" w:color="auto" w:sz="4"/>
+          <w:right w:val="single" w:color="auto" w:sz="4"/>
+          <w:insideH w:val="single" w:color="auto" w:sz="4"/>
+          <w:insideV w:val="single" w:color="auto" w:sz="4"/>
+        </w:tblBorders>
+      </w:tblPr>
+      <w:tblGrid>
+        <w:gridCol w:w="9026"/>
+      </w:tblGrid>
+      <w:tr>
+        <w:tc>
+          <w:tcPr>
+            <w:tcW w:type="dxa" w:w="9026"/>
+            <w:tcBorders>
+              <w:top w:val="single" w:color="3B82F6" w:sz="6"/>
+              <w:left w:val="single" w:color="3B82F6" w:sz="4"/>
+              <w:bottom w:val="single" w:color="3B82F6" w:sz="4"/>
+              <w:right w:val="single" w:color="3B82F6" w:sz="4"/>
+            </w:tcBorders>
+            <w:shd w:fill="EFF6FF" w:val="clear"/>
+            <w:tcMar>
+              <w:top w:type="dxa" w:w="140"/>
+              <w:left w:type="dxa" w:w="200"/>
+              <w:bottom w:type="dxa" w:w="120"/>
+              <w:right w:type="dxa" w:w="200"/>
+            </w:tcMar>
+          </w:tcPr>
+          <w:p>
+            <w:pPr>
+              <w:spacing w:after="60" w:before="0"/>
+              <w:jc w:val="center"/>
+            </w:pPr>
+            <w:r>
+              <w:rPr>
+                <w:rFonts w:ascii="Courier New" w:cs="Courier New" w:eastAsia="Courier New" w:hAnsi="Courier New"/>
+                <w:b/>
+                <w:bCs/>
+                <w:color w:val="1D4ED8"/>
+                <w:sz w:val="22"/>
+                <w:szCs w:val="22"/>
+              </w:rPr>
+              <w:t xml:space="preserve">v_tip = π × D × N    [m/s]</w:t>
+            </w:r>
+          </w:p>
+          <w:p>
+            <w:pPr>
+              <w:spacing w:after="0" w:before="0"/>
+              <w:jc w:val="center"/>
+            </w:pPr>
+            <w:r>
+              <w:rPr>
+                <w:rFonts w:ascii="Arial" w:cs="Arial" w:eastAsia="Arial" w:hAnsi="Arial"/>
+                <w:i/>
+                <w:iCs/>
+                <w:color w:val="6B7280"/>
+                <w:sz w:val="16"/>
+                <w:szCs w:val="16"/>
+              </w:rPr>
+              <w:t xml:space="preserve">Pervane ucu çevresel hızı</w:t>
+            </w:r>
+          </w:p>
+        </w:tc>
+      </w:tr>
+    </w:tbl>
+    <w:p>
+      <w:pPr>
+        <w:spacing w:after="100" w:before="0"/>
+      </w:pPr>
+      <w:r>
+        <w:t xml:space="preserve"/>
+      </w:r>
+    </w:p>
+    <w:tbl>
+      <w:tblPr>
+        <w:tblW w:type="dxa" w:w="9026"/>
+        <w:tblBorders>
+          <w:top w:val="single" w:color="auto" w:sz="4"/>
+          <w:left w:val="single" w:color="auto" w:sz="4"/>
+          <w:bottom w:val="single" w:color="auto" w:sz="4"/>
+          <w:right w:val="single" w:color="auto" w:sz="4"/>
+          <w:insideH w:val="single" w:color="auto" w:sz="4"/>
+          <w:insideV w:val="single" w:color="auto" w:sz="4"/>
+        </w:tblBorders>
+      </w:tblPr>
+      <w:tblGrid>
+        <w:gridCol w:w="2000"/>
+        <w:gridCol w:w="2000"/>
+        <w:gridCol w:w="2000"/>
+        <w:gridCol w:w="3026"/>
+      </w:tblGrid>
+      <w:tr>
+        <w:trPr>
+          <w:tblHeader/>
+        </w:trPr>
+        <w:tc>
+          <w:tcPr>
+            <w:tcW w:type="dxa" w:w="2000"/>
+            <w:tcBorders>
+              <w:top w:val="single" w:color="94A3B8" w:sz="4"/>
+              <w:left w:val="single" w:color="94A3B8" w:sz="4"/>
+              <w:bottom w:val="single" w:color="94A3B8" w:sz="4"/>
+              <w:right w:val="single" w:color="94A3B8" w:sz="4"/>
+            </w:tcBorders>
+            <w:shd w:fill="1E293B" w:val="clear"/>
+            <w:tcMar>
+              <w:top w:type="dxa" w:w="100"/>
+              <w:left w:type="dxa" w:w="120"/>
+              <w:bottom w:type="dxa" w:w="100"/>
+              <w:right w:type="dxa" w:w="120"/>
+            </w:tcMar>
+          </w:tcPr>
+          <w:p>
+            <w:r>
+              <w:rPr>
+                <w:rFonts w:ascii="Arial" w:cs="Arial" w:eastAsia="Arial" w:hAnsi="Arial"/>
+                <w:b/>
+                <w:bCs/>
+                <w:color w:val="FFFFFF"/>
+                <w:sz w:val="18"/>
+                <w:szCs w:val="18"/>
+              </w:rPr>
+              <w:t xml:space="preserve">Pervane Tipi</w:t>
+            </w:r>
+          </w:p>
+        </w:tc>
+        <w:tc>
+          <w:tcPr>
+            <w:tcW w:type="dxa" w:w="2000"/>
+            <w:tcBorders>
+              <w:top w:val="single" w:color="94A3B8" w:sz="4"/>
+              <w:left w:val="single" w:color="94A3B8" w:sz="4"/>
+              <w:bottom w:val="single" w:color="94A3B8" w:sz="4"/>
+              <w:right w:val="single" w:color="94A3B8" w:sz="4"/>
+            </w:tcBorders>
+            <w:shd w:fill="1E293B" w:val="clear"/>
+            <w:tcMar>
+              <w:top w:type="dxa" w:w="100"/>
+              <w:left w:type="dxa" w:w="120"/>
+              <w:bottom w:type="dxa" w:w="100"/>
+              <w:right w:type="dxa" w:w="120"/>
+            </w:tcMar>
+          </w:tcPr>
+          <w:p>
+            <w:r>
+              <w:rPr>
+                <w:rFonts w:ascii="Arial" w:cs="Arial" w:eastAsia="Arial" w:hAnsi="Arial"/>
+                <w:b/>
+                <w:bCs/>
+                <w:color w:val="FFFFFF"/>
+                <w:sz w:val="18"/>
+                <w:szCs w:val="18"/>
+              </w:rPr>
+              <w:t xml:space="preserve">Durum</w:t>
+            </w:r>
+          </w:p>
+        </w:tc>
+        <w:tc>
+          <w:tcPr>
+            <w:tcW w:type="dxa" w:w="2000"/>
+            <w:tcBorders>
+              <w:top w:val="single" w:color="94A3B8" w:sz="4"/>
+              <w:left w:val="single" w:color="94A3B8" w:sz="4"/>
+              <w:bottom w:val="single" w:color="94A3B8" w:sz="4"/>
+              <w:right w:val="single" w:color="94A3B8" w:sz="4"/>
+            </w:tcBorders>
+            <w:shd w:fill="1E293B" w:val="clear"/>
+            <w:tcMar>
+              <w:top w:type="dxa" w:w="100"/>
+              <w:left w:type="dxa" w:w="120"/>
+              <w:bottom w:type="dxa" w:w="100"/>
+              <w:right w:type="dxa" w:w="120"/>
+            </w:tcMar>
+          </w:tcPr>
+          <w:p>
+            <w:r>
+              <w:rPr>
+                <w:rFonts w:ascii="Arial" w:cs="Arial" w:eastAsia="Arial" w:hAnsi="Arial"/>
+                <w:b/>
+                <w:bCs/>
+                <w:color w:val="FFFFFF"/>
+                <w:sz w:val="18"/>
+                <w:szCs w:val="18"/>
+              </w:rPr>
+              <w:t xml:space="preserve">v_tip (m/s)</w:t>
+            </w:r>
+          </w:p>
+        </w:tc>
+        <w:tc>
+          <w:tcPr>
+            <w:tcW w:type="dxa" w:w="3026"/>
+            <w:tcBorders>
+              <w:top w:val="single" w:color="94A3B8" w:sz="4"/>
+              <w:left w:val="single" w:color="94A3B8" w:sz="4"/>
+              <w:bottom w:val="single" w:color="94A3B8" w:sz="4"/>
+              <w:right w:val="single" w:color="94A3B8" w:sz="4"/>
+            </w:tcBorders>
+            <w:shd w:fill="1E293B" w:val="clear"/>
+            <w:tcMar>
+              <w:top w:type="dxa" w:w="100"/>
+              <w:left w:type="dxa" w:w="120"/>
+              <w:bottom w:type="dxa" w:w="100"/>
+              <w:right w:type="dxa" w:w="120"/>
+            </w:tcMar>
+          </w:tcPr>
+          <w:p>
+            <w:r>
+              <w:rPr>
+                <w:rFonts w:ascii="Arial" w:cs="Arial" w:eastAsia="Arial" w:hAnsi="Arial"/>
+                <w:b/>
+                <w:bCs/>
+                <w:color w:val="FFFFFF"/>
+                <w:sz w:val="18"/>
+                <w:szCs w:val="18"/>
+              </w:rPr>
+              <w:t xml:space="preserve">Açıklama</w:t>
+            </w:r>
+          </w:p>
+        </w:tc>
+      </w:tr>
+      <w:tr>
+        <w:tc>
+          <w:tcPr>
+            <w:tcW w:type="dxa" w:w="2000"/>
+            <w:tcBorders>
+              <w:top w:val="single" w:color="CBD5E1" w:sz="4"/>
+              <w:left w:val="single" w:color="CBD5E1" w:sz="4"/>
+              <w:bottom w:val="single" w:color="CBD5E1" w:sz="4"/>
+              <w:right w:val="single" w:color="CBD5E1" w:sz="4"/>
+            </w:tcBorders>
+            <w:shd w:fill="FFFFFF" w:val="clear"/>
+            <w:tcMar>
+              <w:top w:type="dxa" w:w="80"/>
+              <w:left w:type="dxa" w:w="120"/>
+              <w:bottom w:type="dxa" w:w="80"/>
+              <w:right w:type="dxa" w:w="120"/>
+            </w:tcMar>
+          </w:tcPr>
+          <w:p>
+            <w:r>
+              <w:rPr>
+                <w:rFonts w:ascii="Arial" w:cs="Arial" w:eastAsia="Arial" w:hAnsi="Arial"/>
+                <w:color w:val="374151"/>
+                <w:sz w:val="18"/>
+                <w:szCs w:val="18"/>
+              </w:rPr>
+              <w:t xml:space="preserve">Cowles (Sawtooth)</w:t>
+            </w:r>
+          </w:p>
+        </w:tc>
+        <w:tc>
+          <w:tcPr>
+            <w:tcW w:type="dxa" w:w="2000"/>
+            <w:tcBorders>
+              <w:top w:val="single" w:color="CBD5E1" w:sz="4"/>
+              <w:left w:val="single" w:color="CBD5E1" w:sz="4"/>
+              <w:bottom w:val="single" w:color="CBD5E1" w:sz="4"/>
+              <w:right w:val="single" w:color="CBD5E1" w:sz="4"/>
+            </w:tcBorders>
+            <w:shd w:fill="FFFFFF" w:val="clear"/>
+            <w:tcMar>
+              <w:top w:type="dxa" w:w="80"/>
+              <w:left w:type="dxa" w:w="120"/>
+              <w:bottom w:type="dxa" w:w="80"/>
+              <w:right w:type="dxa" w:w="120"/>
+            </w:tcMar>
+          </w:tcPr>
+          <w:p>
+            <w:r>
+              <w:rPr>
+                <w:rFonts w:ascii="Arial" w:cs="Arial" w:eastAsia="Arial" w:hAnsi="Arial"/>
+                <w:color w:val="374151"/>
+                <w:sz w:val="18"/>
+                <w:szCs w:val="18"/>
+              </w:rPr>
+              <w:t xml:space="preserve">✅ UYGUN</w:t>
+            </w:r>
+          </w:p>
+        </w:tc>
+        <w:tc>
+          <w:tcPr>
+            <w:tcW w:type="dxa" w:w="2000"/>
+            <w:tcBorders>
+              <w:top w:val="single" w:color="CBD5E1" w:sz="4"/>
+              <w:left w:val="single" w:color="CBD5E1" w:sz="4"/>
+              <w:bottom w:val="single" w:color="CBD5E1" w:sz="4"/>
+              <w:right w:val="single" w:color="CBD5E1" w:sz="4"/>
+            </w:tcBorders>
+            <w:shd w:fill="FFFFFF" w:val="clear"/>
+            <w:tcMar>
+              <w:top w:type="dxa" w:w="80"/>
+              <w:left w:type="dxa" w:w="120"/>
+              <w:bottom w:type="dxa" w:w="80"/>
+              <w:right w:type="dxa" w:w="120"/>
+            </w:tcMar>
+          </w:tcPr>
+          <w:p>
+            <w:r>
+              <w:rPr>
+                <w:rFonts w:ascii="Arial" w:cs="Arial" w:eastAsia="Arial" w:hAnsi="Arial"/>
+                <w:color w:val="374151"/>
+                <w:sz w:val="18"/>
+                <w:szCs w:val="18"/>
+              </w:rPr>
+              <w:t xml:space="preserve">9–30 m/s</w:t>
+            </w:r>
+          </w:p>
+        </w:tc>
+        <w:tc>
+          <w:tcPr>
+            <w:tcW w:type="dxa" w:w="3026"/>
+            <w:tcBorders>
+              <w:top w:val="single" w:color="CBD5E1" w:sz="4"/>
+              <w:left w:val="single" w:color="CBD5E1" w:sz="4"/>
+              <w:bottom w:val="single" w:color="CBD5E1" w:sz="4"/>
+              <w:right w:val="single" w:color="CBD5E1" w:sz="4"/>
+            </w:tcBorders>
+            <w:shd w:fill="FFFFFF" w:val="clear"/>
+            <w:tcMar>
+              <w:top w:type="dxa" w:w="80"/>
+              <w:left w:type="dxa" w:w="120"/>
+              <w:bottom w:type="dxa" w:w="80"/>
+              <w:right w:type="dxa" w:w="120"/>
+            </w:tcMar>
+          </w:tcPr>
+          <w:p>
+            <w:r>
+              <w:rPr>
+                <w:rFonts w:ascii="Arial" w:cs="Arial" w:eastAsia="Arial" w:hAnsi="Arial"/>
+                <w:color w:val="374151"/>
+                <w:sz w:val="18"/>
+                <w:szCs w:val="18"/>
+              </w:rPr>
+              <w:t xml:space="preserve">Standart dispersiyon aralığı (1800–6000 ft/dk)</w:t>
+            </w:r>
+          </w:p>
+        </w:tc>
+      </w:tr>
+      <w:tr>
+        <w:tc>
+          <w:tcPr>
+            <w:tcW w:type="dxa" w:w="2000"/>
+            <w:tcBorders>
+              <w:top w:val="single" w:color="CBD5E1" w:sz="4"/>
+              <w:left w:val="single" w:color="CBD5E1" w:sz="4"/>
+              <w:bottom w:val="single" w:color="CBD5E1" w:sz="4"/>
+              <w:right w:val="single" w:color="CBD5E1" w:sz="4"/>
+            </w:tcBorders>
+            <w:shd w:fill="F8FAFC" w:val="clear"/>
+            <w:tcMar>
+              <w:top w:type="dxa" w:w="80"/>
+              <w:left w:type="dxa" w:w="120"/>
+              <w:bottom w:type="dxa" w:w="80"/>
+              <w:right w:type="dxa" w:w="120"/>
+            </w:tcMar>
+          </w:tcPr>
+          <w:p>
+            <w:r>
+              <w:rPr>
+                <w:rFonts w:ascii="Arial" w:cs="Arial" w:eastAsia="Arial" w:hAnsi="Arial"/>
+                <w:color w:val="374151"/>
+                <w:sz w:val="18"/>
+                <w:szCs w:val="18"/>
+              </w:rPr>
+              <w:t xml:space="preserve">Cowles (Sawtooth)</w:t>
+            </w:r>
+          </w:p>
+        </w:tc>
+        <w:tc>
+          <w:tcPr>
+            <w:tcW w:type="dxa" w:w="2000"/>
+            <w:tcBorders>
+              <w:top w:val="single" w:color="CBD5E1" w:sz="4"/>
+              <w:left w:val="single" w:color="CBD5E1" w:sz="4"/>
+              <w:bottom w:val="single" w:color="CBD5E1" w:sz="4"/>
+              <w:right w:val="single" w:color="CBD5E1" w:sz="4"/>
+            </w:tcBorders>
+            <w:shd w:fill="F8FAFC" w:val="clear"/>
+            <w:tcMar>
+              <w:top w:type="dxa" w:w="80"/>
+              <w:left w:type="dxa" w:w="120"/>
+              <w:bottom w:type="dxa" w:w="80"/>
+              <w:right w:type="dxa" w:w="120"/>
+            </w:tcMar>
+          </w:tcPr>
+          <w:p>
+            <w:r>
+              <w:rPr>
+                <w:rFonts w:ascii="Arial" w:cs="Arial" w:eastAsia="Arial" w:hAnsi="Arial"/>
+                <w:color w:val="374151"/>
+                <w:sz w:val="18"/>
+                <w:szCs w:val="18"/>
+              </w:rPr>
+              <w:t xml:space="preserve">⚠ DİKKAT</w:t>
+            </w:r>
+          </w:p>
+        </w:tc>
+        <w:tc>
+          <w:tcPr>
+            <w:tcW w:type="dxa" w:w="2000"/>
+            <w:tcBorders>
+              <w:top w:val="single" w:color="CBD5E1" w:sz="4"/>
+              <w:left w:val="single" w:color="CBD5E1" w:sz="4"/>
+              <w:bottom w:val="single" w:color="CBD5E1" w:sz="4"/>
+              <w:right w:val="single" w:color="CBD5E1" w:sz="4"/>
+            </w:tcBorders>
+            <w:shd w:fill="F8FAFC" w:val="clear"/>
+            <w:tcMar>
+              <w:top w:type="dxa" w:w="80"/>
+              <w:left w:type="dxa" w:w="120"/>
+              <w:bottom w:type="dxa" w:w="80"/>
+              <w:right w:type="dxa" w:w="120"/>
+            </w:tcMar>
+          </w:tcPr>
+          <w:p>
+            <w:r>
+              <w:rPr>
+                <w:rFonts w:ascii="Arial" w:cs="Arial" w:eastAsia="Arial" w:hAnsi="Arial"/>
+                <w:color w:val="374151"/>
+                <w:sz w:val="18"/>
+                <w:szCs w:val="18"/>
+              </w:rPr>
+              <w:t xml:space="preserve">&lt;9 m/s</w:t>
+            </w:r>
+          </w:p>
+        </w:tc>
+        <w:tc>
+          <w:tcPr>
+            <w:tcW w:type="dxa" w:w="3026"/>
+            <w:tcBorders>
+              <w:top w:val="single" w:color="CBD5E1" w:sz="4"/>
+              <w:left w:val="single" w:color="CBD5E1" w:sz="4"/>
+              <w:bottom w:val="single" w:color="CBD5E1" w:sz="4"/>
+              <w:right w:val="single" w:color="CBD5E1" w:sz="4"/>
+            </w:tcBorders>
+            <w:shd w:fill="F8FAFC" w:val="clear"/>
+            <w:tcMar>
+              <w:top w:type="dxa" w:w="80"/>
+              <w:left w:type="dxa" w:w="120"/>
+              <w:bottom w:type="dxa" w:w="80"/>
+              <w:right w:type="dxa" w:w="120"/>
+            </w:tcMar>
+          </w:tcPr>
+          <w:p>
+            <w:r>
+              <w:rPr>
+                <w:rFonts w:ascii="Arial" w:cs="Arial" w:eastAsia="Arial" w:hAnsi="Arial"/>
+                <w:color w:val="374151"/>
+                <w:sz w:val="18"/>
+                <w:szCs w:val="18"/>
+              </w:rPr>
+              <w:t xml:space="preserve">Dispersiyon için yetersiz kesme</w:t>
+            </w:r>
+          </w:p>
+        </w:tc>
+      </w:tr>
+      <w:tr>
+        <w:tc>
+          <w:tcPr>
+            <w:tcW w:type="dxa" w:w="2000"/>
+            <w:tcBorders>
+              <w:top w:val="single" w:color="CBD5E1" w:sz="4"/>
+              <w:left w:val="single" w:color="CBD5E1" w:sz="4"/>
+              <w:bottom w:val="single" w:color="CBD5E1" w:sz="4"/>
+              <w:right w:val="single" w:color="CBD5E1" w:sz="4"/>
+            </w:tcBorders>
+            <w:shd w:fill="FFFFFF" w:val="clear"/>
+            <w:tcMar>
+              <w:top w:type="dxa" w:w="80"/>
+              <w:left w:type="dxa" w:w="120"/>
+              <w:bottom w:type="dxa" w:w="80"/>
+              <w:right w:type="dxa" w:w="120"/>
+            </w:tcMar>
+          </w:tcPr>
+          <w:p>
+            <w:r>
+              <w:rPr>
+                <w:rFonts w:ascii="Arial" w:cs="Arial" w:eastAsia="Arial" w:hAnsi="Arial"/>
+                <w:color w:val="374151"/>
+                <w:sz w:val="18"/>
+                <w:szCs w:val="18"/>
+              </w:rPr>
+              <w:t xml:space="preserve">Lenart (tırtıklı)</w:t>
+            </w:r>
+          </w:p>
+        </w:tc>
+        <w:tc>
+          <w:tcPr>
+            <w:tcW w:type="dxa" w:w="2000"/>
+            <w:tcBorders>
+              <w:top w:val="single" w:color="CBD5E1" w:sz="4"/>
+              <w:left w:val="single" w:color="CBD5E1" w:sz="4"/>
+              <w:bottom w:val="single" w:color="CBD5E1" w:sz="4"/>
+              <w:right w:val="single" w:color="CBD5E1" w:sz="4"/>
+            </w:tcBorders>
+            <w:shd w:fill="FFFFFF" w:val="clear"/>
+            <w:tcMar>
+              <w:top w:type="dxa" w:w="80"/>
+              <w:left w:type="dxa" w:w="120"/>
+              <w:bottom w:type="dxa" w:w="80"/>
+              <w:right w:type="dxa" w:w="120"/>
+            </w:tcMar>
+          </w:tcPr>
+          <w:p>
+            <w:r>
+              <w:rPr>
+                <w:rFonts w:ascii="Arial" w:cs="Arial" w:eastAsia="Arial" w:hAnsi="Arial"/>
+                <w:color w:val="374151"/>
+                <w:sz w:val="18"/>
+                <w:szCs w:val="18"/>
+              </w:rPr>
+              <w:t xml:space="preserve">✅ UYGUN</w:t>
+            </w:r>
+          </w:p>
+        </w:tc>
+        <w:tc>
+          <w:tcPr>
+            <w:tcW w:type="dxa" w:w="2000"/>
+            <w:tcBorders>
+              <w:top w:val="single" w:color="CBD5E1" w:sz="4"/>
+              <w:left w:val="single" w:color="CBD5E1" w:sz="4"/>
+              <w:bottom w:val="single" w:color="CBD5E1" w:sz="4"/>
+              <w:right w:val="single" w:color="CBD5E1" w:sz="4"/>
+            </w:tcBorders>
+            <w:shd w:fill="FFFFFF" w:val="clear"/>
+            <w:tcMar>
+              <w:top w:type="dxa" w:w="80"/>
+              <w:left w:type="dxa" w:w="120"/>
+              <w:bottom w:type="dxa" w:w="80"/>
+              <w:right w:type="dxa" w:w="120"/>
+            </w:tcMar>
+          </w:tcPr>
+          <w:p>
+            <w:r>
+              <w:rPr>
+                <w:rFonts w:ascii="Arial" w:cs="Arial" w:eastAsia="Arial" w:hAnsi="Arial"/>
+                <w:color w:val="374151"/>
+                <w:sz w:val="18"/>
+                <w:szCs w:val="18"/>
+              </w:rPr>
+              <w:t xml:space="preserve">9–25 m/s</w:t>
+            </w:r>
+          </w:p>
+        </w:tc>
+        <w:tc>
+          <w:tcPr>
+            <w:tcW w:type="dxa" w:w="3026"/>
+            <w:tcBorders>
+              <w:top w:val="single" w:color="CBD5E1" w:sz="4"/>
+              <w:left w:val="single" w:color="CBD5E1" w:sz="4"/>
+              <w:bottom w:val="single" w:color="CBD5E1" w:sz="4"/>
+              <w:right w:val="single" w:color="CBD5E1" w:sz="4"/>
+            </w:tcBorders>
+            <w:shd w:fill="FFFFFF" w:val="clear"/>
+            <w:tcMar>
+              <w:top w:type="dxa" w:w="80"/>
+              <w:left w:type="dxa" w:w="120"/>
+              <w:bottom w:type="dxa" w:w="80"/>
+              <w:right w:type="dxa" w:w="120"/>
+            </w:tcMar>
+          </w:tcPr>
+          <w:p>
+            <w:r>
+              <w:rPr>
+                <w:rFonts w:ascii="Arial" w:cs="Arial" w:eastAsia="Arial" w:hAnsi="Arial"/>
+                <w:color w:val="374151"/>
+                <w:sz w:val="18"/>
+                <w:szCs w:val="18"/>
+              </w:rPr>
+              <w:t xml:space="preserve">Benzer sawtooth karakteri</w:t>
+            </w:r>
+          </w:p>
+        </w:tc>
+      </w:tr>
+      <w:tr>
+        <w:tc>
+          <w:tcPr>
+            <w:tcW w:type="dxa" w:w="2000"/>
+            <w:tcBorders>
+              <w:top w:val="single" w:color="CBD5E1" w:sz="4"/>
+              <w:left w:val="single" w:color="CBD5E1" w:sz="4"/>
+              <w:bottom w:val="single" w:color="CBD5E1" w:sz="4"/>
+              <w:right w:val="single" w:color="CBD5E1" w:sz="4"/>
+            </w:tcBorders>
+            <w:shd w:fill="F8FAFC" w:val="clear"/>
+            <w:tcMar>
+              <w:top w:type="dxa" w:w="80"/>
+              <w:left w:type="dxa" w:w="120"/>
+              <w:bottom w:type="dxa" w:w="80"/>
+              <w:right w:type="dxa" w:w="120"/>
+            </w:tcMar>
+          </w:tcPr>
+          <w:p>
+            <w:r>
+              <w:rPr>
+                <w:rFonts w:ascii="Arial" w:cs="Arial" w:eastAsia="Arial" w:hAnsi="Arial"/>
+                <w:color w:val="374151"/>
+                <w:sz w:val="18"/>
+                <w:szCs w:val="18"/>
+              </w:rPr>
+              <w:t xml:space="preserve">Marine Propeller</w:t>
+            </w:r>
+          </w:p>
+        </w:tc>
+        <w:tc>
+          <w:tcPr>
+            <w:tcW w:type="dxa" w:w="2000"/>
+            <w:tcBorders>
+              <w:top w:val="single" w:color="CBD5E1" w:sz="4"/>
+              <w:left w:val="single" w:color="CBD5E1" w:sz="4"/>
+              <w:bottom w:val="single" w:color="CBD5E1" w:sz="4"/>
+              <w:right w:val="single" w:color="CBD5E1" w:sz="4"/>
+            </w:tcBorders>
+            <w:shd w:fill="F8FAFC" w:val="clear"/>
+            <w:tcMar>
+              <w:top w:type="dxa" w:w="80"/>
+              <w:left w:type="dxa" w:w="120"/>
+              <w:bottom w:type="dxa" w:w="80"/>
+              <w:right w:type="dxa" w:w="120"/>
+            </w:tcMar>
+          </w:tcPr>
+          <w:p>
+            <w:r>
+              <w:rPr>
+                <w:rFonts w:ascii="Arial" w:cs="Arial" w:eastAsia="Arial" w:hAnsi="Arial"/>
+                <w:color w:val="374151"/>
+                <w:sz w:val="18"/>
+                <w:szCs w:val="18"/>
+              </w:rPr>
+              <w:t xml:space="preserve">✅ UYGUN</w:t>
+            </w:r>
+          </w:p>
+        </w:tc>
+        <w:tc>
+          <w:tcPr>
+            <w:tcW w:type="dxa" w:w="2000"/>
+            <w:tcBorders>
+              <w:top w:val="single" w:color="CBD5E1" w:sz="4"/>
+              <w:left w:val="single" w:color="CBD5E1" w:sz="4"/>
+              <w:bottom w:val="single" w:color="CBD5E1" w:sz="4"/>
+              <w:right w:val="single" w:color="CBD5E1" w:sz="4"/>
+            </w:tcBorders>
+            <w:shd w:fill="F8FAFC" w:val="clear"/>
+            <w:tcMar>
+              <w:top w:type="dxa" w:w="80"/>
+              <w:left w:type="dxa" w:w="120"/>
+              <w:bottom w:type="dxa" w:w="80"/>
+              <w:right w:type="dxa" w:w="120"/>
+            </w:tcMar>
+          </w:tcPr>
+          <w:p>
+            <w:r>
+              <w:rPr>
+                <w:rFonts w:ascii="Arial" w:cs="Arial" w:eastAsia="Arial" w:hAnsi="Arial"/>
+                <w:color w:val="374151"/>
+                <w:sz w:val="18"/>
+                <w:szCs w:val="18"/>
+              </w:rPr>
+              <w:t xml:space="preserve">1–6 m/s</w:t>
+            </w:r>
+          </w:p>
+        </w:tc>
+        <w:tc>
+          <w:tcPr>
+            <w:tcW w:type="dxa" w:w="3026"/>
+            <w:tcBorders>
+              <w:top w:val="single" w:color="CBD5E1" w:sz="4"/>
+              <w:left w:val="single" w:color="CBD5E1" w:sz="4"/>
+              <w:bottom w:val="single" w:color="CBD5E1" w:sz="4"/>
+              <w:right w:val="single" w:color="CBD5E1" w:sz="4"/>
+            </w:tcBorders>
+            <w:shd w:fill="F8FAFC" w:val="clear"/>
+            <w:tcMar>
+              <w:top w:type="dxa" w:w="80"/>
+              <w:left w:type="dxa" w:w="120"/>
+              <w:bottom w:type="dxa" w:w="80"/>
+              <w:right w:type="dxa" w:w="120"/>
+            </w:tcMar>
+          </w:tcPr>
+          <w:p>
+            <w:r>
+              <w:rPr>
+                <w:rFonts w:ascii="Arial" w:cs="Arial" w:eastAsia="Arial" w:hAnsi="Arial"/>
+                <w:color w:val="374151"/>
+                <w:sz w:val="18"/>
+                <w:szCs w:val="18"/>
+              </w:rPr>
+              <w:t xml:space="preserve">Homojenizasyon için ideal</w:t>
+            </w:r>
+          </w:p>
+        </w:tc>
+      </w:tr>
+      <w:tr>
+        <w:tc>
+          <w:tcPr>
+            <w:tcW w:type="dxa" w:w="2000"/>
+            <w:tcBorders>
+              <w:top w:val="single" w:color="CBD5E1" w:sz="4"/>
+              <w:left w:val="single" w:color="CBD5E1" w:sz="4"/>
+              <w:bottom w:val="single" w:color="CBD5E1" w:sz="4"/>
+              <w:right w:val="single" w:color="CBD5E1" w:sz="4"/>
+            </w:tcBorders>
+            <w:shd w:fill="FFFFFF" w:val="clear"/>
+            <w:tcMar>
+              <w:top w:type="dxa" w:w="80"/>
+              <w:left w:type="dxa" w:w="120"/>
+              <w:bottom w:type="dxa" w:w="80"/>
+              <w:right w:type="dxa" w:w="120"/>
+            </w:tcMar>
+          </w:tcPr>
+          <w:p>
+            <w:r>
+              <w:rPr>
+                <w:rFonts w:ascii="Arial" w:cs="Arial" w:eastAsia="Arial" w:hAnsi="Arial"/>
+                <w:color w:val="374151"/>
+                <w:sz w:val="18"/>
+                <w:szCs w:val="18"/>
+              </w:rPr>
+              <w:t xml:space="preserve">Marine Propeller</w:t>
+            </w:r>
+          </w:p>
+        </w:tc>
+        <w:tc>
+          <w:tcPr>
+            <w:tcW w:type="dxa" w:w="2000"/>
+            <w:tcBorders>
+              <w:top w:val="single" w:color="CBD5E1" w:sz="4"/>
+              <w:left w:val="single" w:color="CBD5E1" w:sz="4"/>
+              <w:bottom w:val="single" w:color="CBD5E1" w:sz="4"/>
+              <w:right w:val="single" w:color="CBD5E1" w:sz="4"/>
+            </w:tcBorders>
+            <w:shd w:fill="FFFFFF" w:val="clear"/>
+            <w:tcMar>
+              <w:top w:type="dxa" w:w="80"/>
+              <w:left w:type="dxa" w:w="120"/>
+              <w:bottom w:type="dxa" w:w="80"/>
+              <w:right w:type="dxa" w:w="120"/>
+            </w:tcMar>
+          </w:tcPr>
+          <w:p>
+            <w:r>
+              <w:rPr>
+                <w:rFonts w:ascii="Arial" w:cs="Arial" w:eastAsia="Arial" w:hAnsi="Arial"/>
+                <w:color w:val="374151"/>
+                <w:sz w:val="18"/>
+                <w:szCs w:val="18"/>
+              </w:rPr>
+              <w:t xml:space="preserve">⚠ DİKKAT</w:t>
+            </w:r>
+          </w:p>
+        </w:tc>
+        <w:tc>
+          <w:tcPr>
+            <w:tcW w:type="dxa" w:w="2000"/>
+            <w:tcBorders>
+              <w:top w:val="single" w:color="CBD5E1" w:sz="4"/>
+              <w:left w:val="single" w:color="CBD5E1" w:sz="4"/>
+              <w:bottom w:val="single" w:color="CBD5E1" w:sz="4"/>
+              <w:right w:val="single" w:color="CBD5E1" w:sz="4"/>
+            </w:tcBorders>
+            <w:shd w:fill="FFFFFF" w:val="clear"/>
+            <w:tcMar>
+              <w:top w:type="dxa" w:w="80"/>
+              <w:left w:type="dxa" w:w="120"/>
+              <w:bottom w:type="dxa" w:w="80"/>
+              <w:right w:type="dxa" w:w="120"/>
+            </w:tcMar>
+          </w:tcPr>
+          <w:p>
+            <w:r>
+              <w:rPr>
+                <w:rFonts w:ascii="Arial" w:cs="Arial" w:eastAsia="Arial" w:hAnsi="Arial"/>
+                <w:color w:val="374151"/>
+                <w:sz w:val="18"/>
+                <w:szCs w:val="18"/>
+              </w:rPr>
+              <w:t xml:space="preserve">6–10 m/s</w:t>
+            </w:r>
+          </w:p>
+        </w:tc>
+        <w:tc>
+          <w:tcPr>
+            <w:tcW w:type="dxa" w:w="3026"/>
+            <w:tcBorders>
+              <w:top w:val="single" w:color="CBD5E1" w:sz="4"/>
+              <w:left w:val="single" w:color="CBD5E1" w:sz="4"/>
+              <w:bottom w:val="single" w:color="CBD5E1" w:sz="4"/>
+              <w:right w:val="single" w:color="CBD5E1" w:sz="4"/>
+            </w:tcBorders>
+            <w:shd w:fill="FFFFFF" w:val="clear"/>
+            <w:tcMar>
+              <w:top w:type="dxa" w:w="80"/>
+              <w:left w:type="dxa" w:w="120"/>
+              <w:bottom w:type="dxa" w:w="80"/>
+              <w:right w:type="dxa" w:w="120"/>
+            </w:tcMar>
+          </w:tcPr>
+          <w:p>
+            <w:r>
+              <w:rPr>
+                <w:rFonts w:ascii="Arial" w:cs="Arial" w:eastAsia="Arial" w:hAnsi="Arial"/>
+                <w:color w:val="374151"/>
+                <w:sz w:val="18"/>
+                <w:szCs w:val="18"/>
+              </w:rPr>
+              <w:t xml:space="preserve">Köpük ve hava girişi riski</w:t>
+            </w:r>
+          </w:p>
+        </w:tc>
+      </w:tr>
+      <w:tr>
+        <w:tc>
+          <w:tcPr>
+            <w:tcW w:type="dxa" w:w="2000"/>
+            <w:tcBorders>
+              <w:top w:val="single" w:color="CBD5E1" w:sz="4"/>
+              <w:left w:val="single" w:color="CBD5E1" w:sz="4"/>
+              <w:bottom w:val="single" w:color="CBD5E1" w:sz="4"/>
+              <w:right w:val="single" w:color="CBD5E1" w:sz="4"/>
+            </w:tcBorders>
+            <w:shd w:fill="F8FAFC" w:val="clear"/>
+            <w:tcMar>
+              <w:top w:type="dxa" w:w="80"/>
+              <w:left w:type="dxa" w:w="120"/>
+              <w:bottom w:type="dxa" w:w="80"/>
+              <w:right w:type="dxa" w:w="120"/>
+            </w:tcMar>
+          </w:tcPr>
+          <w:p>
+            <w:r>
+              <w:rPr>
+                <w:rFonts w:ascii="Arial" w:cs="Arial" w:eastAsia="Arial" w:hAnsi="Arial"/>
+                <w:color w:val="374151"/>
+                <w:sz w:val="18"/>
+                <w:szCs w:val="18"/>
+              </w:rPr>
+              <w:t xml:space="preserve">Marine Propeller</w:t>
+            </w:r>
+          </w:p>
+        </w:tc>
+        <w:tc>
+          <w:tcPr>
+            <w:tcW w:type="dxa" w:w="2000"/>
+            <w:tcBorders>
+              <w:top w:val="single" w:color="CBD5E1" w:sz="4"/>
+              <w:left w:val="single" w:color="CBD5E1" w:sz="4"/>
+              <w:bottom w:val="single" w:color="CBD5E1" w:sz="4"/>
+              <w:right w:val="single" w:color="CBD5E1" w:sz="4"/>
+            </w:tcBorders>
+            <w:shd w:fill="F8FAFC" w:val="clear"/>
+            <w:tcMar>
+              <w:top w:type="dxa" w:w="80"/>
+              <w:left w:type="dxa" w:w="120"/>
+              <w:bottom w:type="dxa" w:w="80"/>
+              <w:right w:type="dxa" w:w="120"/>
+            </w:tcMar>
+          </w:tcPr>
+          <w:p>
+            <w:r>
+              <w:rPr>
+                <w:rFonts w:ascii="Arial" w:cs="Arial" w:eastAsia="Arial" w:hAnsi="Arial"/>
+                <w:color w:val="374151"/>
+                <w:sz w:val="18"/>
+                <w:szCs w:val="18"/>
+              </w:rPr>
+              <w:t xml:space="preserve">❌ SORUN</w:t>
+            </w:r>
+          </w:p>
+        </w:tc>
+        <w:tc>
+          <w:tcPr>
+            <w:tcW w:type="dxa" w:w="2000"/>
+            <w:tcBorders>
+              <w:top w:val="single" w:color="CBD5E1" w:sz="4"/>
+              <w:left w:val="single" w:color="CBD5E1" w:sz="4"/>
+              <w:bottom w:val="single" w:color="CBD5E1" w:sz="4"/>
+              <w:right w:val="single" w:color="CBD5E1" w:sz="4"/>
+            </w:tcBorders>
+            <w:shd w:fill="F8FAFC" w:val="clear"/>
+            <w:tcMar>
+              <w:top w:type="dxa" w:w="80"/>
+              <w:left w:type="dxa" w:w="120"/>
+              <w:bottom w:type="dxa" w:w="80"/>
+              <w:right w:type="dxa" w:w="120"/>
+            </w:tcMar>
+          </w:tcPr>
+          <w:p>
+            <w:r>
+              <w:rPr>
+                <w:rFonts w:ascii="Arial" w:cs="Arial" w:eastAsia="Arial" w:hAnsi="Arial"/>
+                <w:color w:val="374151"/>
+                <w:sz w:val="18"/>
+                <w:szCs w:val="18"/>
+              </w:rPr>
+              <w:t xml:space="preserve">&gt;10 m/s</w:t>
+            </w:r>
+          </w:p>
+        </w:tc>
+        <w:tc>
+          <w:tcPr>
+            <w:tcW w:type="dxa" w:w="3026"/>
+            <w:tcBorders>
+              <w:top w:val="single" w:color="CBD5E1" w:sz="4"/>
+              <w:left w:val="single" w:color="CBD5E1" w:sz="4"/>
+              <w:bottom w:val="single" w:color="CBD5E1" w:sz="4"/>
+              <w:right w:val="single" w:color="CBD5E1" w:sz="4"/>
+            </w:tcBorders>
+            <w:shd w:fill="F8FAFC" w:val="clear"/>
+            <w:tcMar>
+              <w:top w:type="dxa" w:w="80"/>
+              <w:left w:type="dxa" w:w="120"/>
+              <w:bottom w:type="dxa" w:w="80"/>
+              <w:right w:type="dxa" w:w="120"/>
+            </w:tcMar>
+          </w:tcPr>
+          <w:p>
+            <w:r>
+              <w:rPr>
+                <w:rFonts w:ascii="Arial" w:cs="Arial" w:eastAsia="Arial" w:hAnsi="Arial"/>
+                <w:color w:val="374151"/>
+                <w:sz w:val="18"/>
+                <w:szCs w:val="18"/>
+              </w:rPr>
+              <w:t xml:space="preserve">Disperser hızı — homojenizasyon amacıyla uygunsuz</w:t>
+            </w:r>
+          </w:p>
+        </w:tc>
+      </w:tr>
+    </w:tbl>
+    <w:p>
+      <w:pPr>
+        <w:spacing w:after="100" w:before="0"/>
+      </w:pPr>
+      <w:r>
+        <w:t xml:space="preserve"/>
+      </w:r>
+    </w:p>
+    <w:tbl>
+      <w:tblPr>
+        <w:tblW w:type="dxa" w:w="9026"/>
+        <w:tblBorders>
+          <w:top w:val="single" w:color="auto" w:sz="4"/>
+          <w:left w:val="single" w:color="auto" w:sz="4"/>
+          <w:bottom w:val="single" w:color="auto" w:sz="4"/>
+          <w:right w:val="single" w:color="auto" w:sz="4"/>
+          <w:insideH w:val="single" w:color="auto" w:sz="4"/>
+          <w:insideV w:val="single" w:color="auto" w:sz="4"/>
+        </w:tblBorders>
+      </w:tblPr>
+      <w:tblGrid>
+        <w:gridCol w:w="9026"/>
+      </w:tblGrid>
+      <w:tr>
+        <w:tc>
+          <w:tcPr>
+            <w:tcW w:type="dxa" w:w="9026"/>
+            <w:tcBorders>
+              <w:top w:val="single" w:color="22C55E" w:sz="8"/>
+              <w:left w:val="single" w:color="22C55E" w:sz="4"/>
+              <w:bottom w:val="single" w:color="22C55E" w:sz="4"/>
+              <w:right w:val="single" w:color="22C55E" w:sz="4"/>
+            </w:tcBorders>
+            <w:shd w:fill="F0FDF4" w:val="clear"/>
+            <w:tcMar>
+              <w:top w:type="dxa" w:w="120"/>
+              <w:left w:type="dxa" w:w="180"/>
+              <w:bottom w:type="dxa" w:w="120"/>
+              <w:right w:type="dxa" w:w="180"/>
+            </w:tcMar>
+          </w:tcPr>
+          <w:p>
+            <w:pPr>
+              <w:spacing w:after="40" w:before="0"/>
+            </w:pPr>
+            <w:r>
+              <w:rPr>
+                <w:rFonts w:ascii="Arial" w:cs="Arial" w:eastAsia="Arial" w:hAnsi="Arial"/>
+                <w:b/>
+                <w:bCs/>
+                <w:color w:val="15803D"/>
+                <w:sz w:val="18"/>
+                <w:szCs w:val="18"/>
+              </w:rPr>
+              <w:t xml:space="preserve">Kaynak</w:t>
+            </w:r>
+          </w:p>
+          <w:p>
+            <w:pPr>
+              <w:spacing w:after="0" w:before="0"/>
+            </w:pPr>
+            <w:r>
+              <w:rPr>
+                <w:rFonts w:ascii="Arial" w:cs="Arial" w:eastAsia="Arial" w:hAnsi="Arial"/>
+                <w:color w:val="374151"/>
+                <w:sz w:val="20"/>
+                <w:szCs w:val="20"/>
+              </w:rPr>
+              <w:t xml:space="preserve">Dispersiyon: DisperseTech — 'Disperser manufacturers normally target between 4000 and 6000 fpm (feet per minute).' Polymer Innovation Blog (2024) — 'Typical tip speeds are in the range of 1800–6000 fpm (9–30 m/s).' Ölçek büyütme: Oğla &amp; Gürcay / Kansai Altan (2022) — 'Equal tip speed method gives the closest scale-up criterion for paint products.'</w:t>
+            </w:r>
+          </w:p>
+        </w:tc>
+      </w:tr>
+    </w:tbl>
+    <w:p>
+      <w:pPr>
+        <w:spacing w:after="100" w:before="0"/>
+      </w:pPr>
+      <w:r>
+        <w:t xml:space="preserve"/>
+      </w:r>
+    </w:p>
+    <w:p>
+      <w:pPr>
+        <w:pStyle w:val="Heading2"/>
+        <w:spacing w:after="120" w:before="300"/>
+      </w:pPr>
+      <w:r>
+        <w:rPr>
+          <w:rFonts w:ascii="Arial" w:cs="Arial" w:eastAsia="Arial" w:hAnsi="Arial"/>
+          <w:b/>
+          <w:bCs/>
+          <w:color w:val="D04A02"/>
+          <w:sz w:val="24"/>
+          <w:szCs w:val="24"/>
+        </w:rPr>
+        <w:t xml:space="preserve">8.6 Kriter 5: Pigment Süspansiyon Hızı (Zwietering Njs)</w:t>
+      </w:r>
+    </w:p>
+    <w:tbl>
+      <w:tblPr>
+        <w:tblW w:type="dxa" w:w="9026"/>
+        <w:tblBorders>
+          <w:top w:val="single" w:color="auto" w:sz="4"/>
+          <w:left w:val="single" w:color="auto" w:sz="4"/>
+          <w:bottom w:val="single" w:color="auto" w:sz="4"/>
+          <w:right w:val="single" w:color="auto" w:sz="4"/>
+          <w:insideH w:val="single" w:color="auto" w:sz="4"/>
+          <w:insideV w:val="single" w:color="auto" w:sz="4"/>
+        </w:tblBorders>
+      </w:tblPr>
+      <w:tblGrid>
+        <w:gridCol w:w="9026"/>
+      </w:tblGrid>
+      <w:tr>
+        <w:tc>
+          <w:tcPr>
+            <w:tcW w:type="dxa" w:w="9026"/>
+            <w:tcBorders>
+              <w:top w:val="single" w:color="3B82F6" w:sz="6"/>
+              <w:left w:val="single" w:color="3B82F6" w:sz="4"/>
+              <w:bottom w:val="single" w:color="3B82F6" w:sz="4"/>
+              <w:right w:val="single" w:color="3B82F6" w:sz="4"/>
+            </w:tcBorders>
+            <w:shd w:fill="EFF6FF" w:val="clear"/>
+            <w:tcMar>
+              <w:top w:type="dxa" w:w="140"/>
+              <w:left w:type="dxa" w:w="200"/>
+              <w:bottom w:type="dxa" w:w="120"/>
+              <w:right w:type="dxa" w:w="200"/>
+            </w:tcMar>
+          </w:tcPr>
+          <w:p>
+            <w:pPr>
+              <w:spacing w:after="60" w:before="0"/>
+              <w:jc w:val="center"/>
+            </w:pPr>
+            <w:r>
+              <w:rPr>
+                <w:rFonts w:ascii="Courier New" w:cs="Courier New" w:eastAsia="Courier New" w:hAnsi="Courier New"/>
+                <w:b/>
+                <w:bCs/>
+                <w:color w:val="1D4ED8"/>
+                <w:sz w:val="22"/>
+                <w:szCs w:val="22"/>
+              </w:rPr>
+              <w:t xml:space="preserve">Njs = S × ν^0.1 × dp^0.2 × g^0.45 × (Δρ/ρ)^0.45 × X^0.13 / D^0.85</w:t>
+            </w:r>
+          </w:p>
+          <w:p>
+            <w:pPr>
+              <w:spacing w:after="0" w:before="0"/>
+              <w:jc w:val="center"/>
+            </w:pPr>
+            <w:r>
+              <w:rPr>
+                <w:rFonts w:ascii="Arial" w:cs="Arial" w:eastAsia="Arial" w:hAnsi="Arial"/>
+                <w:i/>
+                <w:iCs/>
+                <w:color w:val="6B7280"/>
+                <w:sz w:val="16"/>
+                <w:szCs w:val="16"/>
+              </w:rPr>
+              <w:t xml:space="preserve">Zwietering (1958), Chem. Eng. Sci. 8:244</w:t>
+            </w:r>
+          </w:p>
+        </w:tc>
+      </w:tr>
+    </w:tbl>
+    <w:p>
+      <w:pPr>
+        <w:spacing w:after="100" w:before="60"/>
+      </w:pPr>
+      <w:r>
+        <w:rPr>
+          <w:rFonts w:ascii="Arial" w:cs="Arial" w:eastAsia="Arial" w:hAnsi="Arial"/>
+          <w:color w:val="374151"/>
+          <w:sz w:val="20"/>
+          <w:szCs w:val="20"/>
+        </w:rPr>
+        <w:t xml:space="preserve">Njs: Pigmentin tanka dibine çökmeden askıda kalması için gereken minimum RPM. Bu değerin altında çalışılırsa alttan, ortadan ve üstten alınan numuneler farklı pigment konsantrasyonu ve renk verir.</w:t>
+      </w:r>
+    </w:p>
+    <w:p>
+      <w:pPr>
+        <w:spacing w:after="100" w:before="0"/>
+      </w:pPr>
+      <w:r>
+        <w:t xml:space="preserve"/>
+      </w:r>
+    </w:p>
+    <w:tbl>
+      <w:tblPr>
+        <w:tblW w:type="dxa" w:w="9026"/>
+        <w:tblBorders>
+          <w:top w:val="single" w:color="auto" w:sz="4"/>
+          <w:left w:val="single" w:color="auto" w:sz="4"/>
+          <w:bottom w:val="single" w:color="auto" w:sz="4"/>
+          <w:right w:val="single" w:color="auto" w:sz="4"/>
+          <w:insideH w:val="single" w:color="auto" w:sz="4"/>
+          <w:insideV w:val="single" w:color="auto" w:sz="4"/>
+        </w:tblBorders>
+      </w:tblPr>
+      <w:tblGrid>
+        <w:gridCol w:w="9026"/>
+      </w:tblGrid>
+      <w:tr>
+        <w:tc>
+          <w:tcPr>
+            <w:tcW w:type="dxa" w:w="9026"/>
+            <w:tcBorders>
+              <w:top w:val="single" w:color="3B82F6" w:sz="8"/>
+              <w:left w:val="single" w:color="3B82F6" w:sz="4"/>
+              <w:bottom w:val="single" w:color="3B82F6" w:sz="4"/>
+              <w:right w:val="single" w:color="3B82F6" w:sz="4"/>
+            </w:tcBorders>
+            <w:shd w:fill="EFF6FF" w:val="clear"/>
+            <w:tcMar>
+              <w:top w:type="dxa" w:w="120"/>
+              <w:left w:type="dxa" w:w="180"/>
+              <w:bottom w:type="dxa" w:w="120"/>
+              <w:right w:type="dxa" w:w="180"/>
+            </w:tcMar>
+          </w:tcPr>
+          <w:p>
+            <w:pPr>
+              <w:spacing w:after="40" w:before="0"/>
+            </w:pPr>
+            <w:r>
+              <w:rPr>
+                <w:rFonts w:ascii="Arial" w:cs="Arial" w:eastAsia="Arial" w:hAnsi="Arial"/>
+                <w:b/>
+                <w:bCs/>
+                <w:color w:val="1D4ED8"/>
+                <w:sz w:val="18"/>
+                <w:szCs w:val="18"/>
+              </w:rPr>
+              <w:t xml:space="preserve">Kaynak</w:t>
+            </w:r>
+          </w:p>
+          <w:p>
+            <w:pPr>
+              <w:spacing w:after="0" w:before="0"/>
+            </w:pPr>
+            <w:r>
+              <w:rPr>
+                <w:rFonts w:ascii="Arial" w:cs="Arial" w:eastAsia="Arial" w:hAnsi="Arial"/>
+                <w:color w:val="374151"/>
+                <w:sz w:val="20"/>
+                <w:szCs w:val="20"/>
+              </w:rPr>
+              <w:t xml:space="preserve">Zwietering T.N. (1958). Suspending of solid particles in liquid by agitators. Chemical Engineering Science, 8(3–4), 244–253. — 60+ yıldır endüstri standardı.</w:t>
+            </w:r>
+          </w:p>
+        </w:tc>
+      </w:tr>
+    </w:tbl>
+    <w:p>
+      <w:pPr>
+        <w:spacing w:after="100" w:before="0"/>
+      </w:pPr>
+      <w:r>
+        <w:t xml:space="preserve"/>
+      </w:r>
+    </w:p>
+    <w:p>
+      <w:pPr>
+        <w:pStyle w:val="Heading2"/>
+        <w:spacing w:after="120" w:before="300"/>
+      </w:pPr>
+      <w:r>
+        <w:rPr>
+          <w:rFonts w:ascii="Arial" w:cs="Arial" w:eastAsia="Arial" w:hAnsi="Arial"/>
+          <w:b/>
+          <w:bCs/>
+          <w:color w:val="D04A02"/>
+          <w:sz w:val="24"/>
+          <w:szCs w:val="24"/>
+        </w:rPr>
+        <w:t xml:space="preserve">8.7 Kriter 6: Birim Hacme Güç (P/V)</w:t>
+      </w:r>
+    </w:p>
+    <w:p>
+      <w:pPr>
+        <w:spacing w:after="100" w:before="60"/>
+      </w:pPr>
+      <w:r>
+        <w:rPr>
+          <w:rFonts w:ascii="Arial" w:cs="Arial" w:eastAsia="Arial" w:hAnsi="Arial"/>
+          <w:color w:val="374151"/>
+          <w:sz w:val="20"/>
+          <w:szCs w:val="20"/>
+        </w:rPr>
+        <w:t xml:space="preserve">Ölçek bağımsız enerji yoğunluğu. Aynı P/V, farklı boyuttaki tanklarda benzer karışma performansı sağlar (ölçek büyütme kriteri).</w:t>
+      </w:r>
+    </w:p>
+    <w:p>
+      <w:pPr>
+        <w:spacing w:after="100" w:before="0"/>
+      </w:pPr>
+      <w:r>
+        <w:t xml:space="preserve"/>
+      </w:r>
+    </w:p>
+    <w:tbl>
+      <w:tblPr>
+        <w:tblW w:type="dxa" w:w="9026"/>
+        <w:tblBorders>
+          <w:top w:val="single" w:color="auto" w:sz="4"/>
+          <w:left w:val="single" w:color="auto" w:sz="4"/>
+          <w:bottom w:val="single" w:color="auto" w:sz="4"/>
+          <w:right w:val="single" w:color="auto" w:sz="4"/>
+          <w:insideH w:val="single" w:color="auto" w:sz="4"/>
+          <w:insideV w:val="single" w:color="auto" w:sz="4"/>
+        </w:tblBorders>
+      </w:tblPr>
+      <w:tblGrid>
+        <w:gridCol w:w="2000"/>
+        <w:gridCol w:w="2000"/>
+        <w:gridCol w:w="2000"/>
+        <w:gridCol w:w="3026"/>
+      </w:tblGrid>
+      <w:tr>
+        <w:trPr>
+          <w:tblHeader/>
+        </w:trPr>
+        <w:tc>
+          <w:tcPr>
+            <w:tcW w:type="dxa" w:w="2000"/>
+            <w:tcBorders>
+              <w:top w:val="single" w:color="94A3B8" w:sz="4"/>
+              <w:left w:val="single" w:color="94A3B8" w:sz="4"/>
+              <w:bottom w:val="single" w:color="94A3B8" w:sz="4"/>
+              <w:right w:val="single" w:color="94A3B8" w:sz="4"/>
+            </w:tcBorders>
+            <w:shd w:fill="1E293B" w:val="clear"/>
+            <w:tcMar>
+              <w:top w:type="dxa" w:w="100"/>
+              <w:left w:type="dxa" w:w="120"/>
+              <w:bottom w:type="dxa" w:w="100"/>
+              <w:right w:type="dxa" w:w="120"/>
+            </w:tcMar>
+          </w:tcPr>
+          <w:p>
+            <w:r>
+              <w:rPr>
+                <w:rFonts w:ascii="Arial" w:cs="Arial" w:eastAsia="Arial" w:hAnsi="Arial"/>
+                <w:b/>
+                <w:bCs/>
+                <w:color w:val="FFFFFF"/>
+                <w:sz w:val="18"/>
+                <w:szCs w:val="18"/>
+              </w:rPr>
+              <w:t xml:space="preserve">Pervane Tipi</w:t>
+            </w:r>
+          </w:p>
+        </w:tc>
+        <w:tc>
+          <w:tcPr>
+            <w:tcW w:type="dxa" w:w="2000"/>
+            <w:tcBorders>
+              <w:top w:val="single" w:color="94A3B8" w:sz="4"/>
+              <w:left w:val="single" w:color="94A3B8" w:sz="4"/>
+              <w:bottom w:val="single" w:color="94A3B8" w:sz="4"/>
+              <w:right w:val="single" w:color="94A3B8" w:sz="4"/>
+            </w:tcBorders>
+            <w:shd w:fill="1E293B" w:val="clear"/>
+            <w:tcMar>
+              <w:top w:type="dxa" w:w="100"/>
+              <w:left w:type="dxa" w:w="120"/>
+              <w:bottom w:type="dxa" w:w="100"/>
+              <w:right w:type="dxa" w:w="120"/>
+            </w:tcMar>
+          </w:tcPr>
+          <w:p>
+            <w:r>
+              <w:rPr>
+                <w:rFonts w:ascii="Arial" w:cs="Arial" w:eastAsia="Arial" w:hAnsi="Arial"/>
+                <w:b/>
+                <w:bCs/>
+                <w:color w:val="FFFFFF"/>
+                <w:sz w:val="18"/>
+                <w:szCs w:val="18"/>
+              </w:rPr>
+              <w:t xml:space="preserve">Durum</w:t>
+            </w:r>
+          </w:p>
+        </w:tc>
+        <w:tc>
+          <w:tcPr>
+            <w:tcW w:type="dxa" w:w="2000"/>
+            <w:tcBorders>
+              <w:top w:val="single" w:color="94A3B8" w:sz="4"/>
+              <w:left w:val="single" w:color="94A3B8" w:sz="4"/>
+              <w:bottom w:val="single" w:color="94A3B8" w:sz="4"/>
+              <w:right w:val="single" w:color="94A3B8" w:sz="4"/>
+            </w:tcBorders>
+            <w:shd w:fill="1E293B" w:val="clear"/>
+            <w:tcMar>
+              <w:top w:type="dxa" w:w="100"/>
+              <w:left w:type="dxa" w:w="120"/>
+              <w:bottom w:type="dxa" w:w="100"/>
+              <w:right w:type="dxa" w:w="120"/>
+            </w:tcMar>
+          </w:tcPr>
+          <w:p>
+            <w:r>
+              <w:rPr>
+                <w:rFonts w:ascii="Arial" w:cs="Arial" w:eastAsia="Arial" w:hAnsi="Arial"/>
+                <w:b/>
+                <w:bCs/>
+                <w:color w:val="FFFFFF"/>
+                <w:sz w:val="18"/>
+                <w:szCs w:val="18"/>
+              </w:rPr>
+              <w:t xml:space="preserve">P/V (W/m³)</w:t>
+            </w:r>
+          </w:p>
+        </w:tc>
+        <w:tc>
+          <w:tcPr>
+            <w:tcW w:type="dxa" w:w="3026"/>
+            <w:tcBorders>
+              <w:top w:val="single" w:color="94A3B8" w:sz="4"/>
+              <w:left w:val="single" w:color="94A3B8" w:sz="4"/>
+              <w:bottom w:val="single" w:color="94A3B8" w:sz="4"/>
+              <w:right w:val="single" w:color="94A3B8" w:sz="4"/>
+            </w:tcBorders>
+            <w:shd w:fill="1E293B" w:val="clear"/>
+            <w:tcMar>
+              <w:top w:type="dxa" w:w="100"/>
+              <w:left w:type="dxa" w:w="120"/>
+              <w:bottom w:type="dxa" w:w="100"/>
+              <w:right w:type="dxa" w:w="120"/>
+            </w:tcMar>
+          </w:tcPr>
+          <w:p>
+            <w:r>
+              <w:rPr>
+                <w:rFonts w:ascii="Arial" w:cs="Arial" w:eastAsia="Arial" w:hAnsi="Arial"/>
+                <w:b/>
+                <w:bCs/>
+                <w:color w:val="FFFFFF"/>
+                <w:sz w:val="18"/>
+                <w:szCs w:val="18"/>
+              </w:rPr>
+              <w:t xml:space="preserve">Açıklama</w:t>
+            </w:r>
+          </w:p>
+        </w:tc>
+      </w:tr>
+      <w:tr>
+        <w:tc>
+          <w:tcPr>
+            <w:tcW w:type="dxa" w:w="2000"/>
+            <w:tcBorders>
+              <w:top w:val="single" w:color="CBD5E1" w:sz="4"/>
+              <w:left w:val="single" w:color="CBD5E1" w:sz="4"/>
+              <w:bottom w:val="single" w:color="CBD5E1" w:sz="4"/>
+              <w:right w:val="single" w:color="CBD5E1" w:sz="4"/>
+            </w:tcBorders>
+            <w:shd w:fill="FFFFFF" w:val="clear"/>
+            <w:tcMar>
+              <w:top w:type="dxa" w:w="80"/>
+              <w:left w:type="dxa" w:w="120"/>
+              <w:bottom w:type="dxa" w:w="80"/>
+              <w:right w:type="dxa" w:w="120"/>
+            </w:tcMar>
+          </w:tcPr>
+          <w:p>
+            <w:r>
+              <w:rPr>
+                <w:rFonts w:ascii="Arial" w:cs="Arial" w:eastAsia="Arial" w:hAnsi="Arial"/>
+                <w:color w:val="374151"/>
+                <w:sz w:val="18"/>
+                <w:szCs w:val="18"/>
+              </w:rPr>
+              <w:t xml:space="preserve">Agitator (prop.)</w:t>
+            </w:r>
+          </w:p>
+        </w:tc>
+        <w:tc>
+          <w:tcPr>
+            <w:tcW w:type="dxa" w:w="2000"/>
+            <w:tcBorders>
+              <w:top w:val="single" w:color="CBD5E1" w:sz="4"/>
+              <w:left w:val="single" w:color="CBD5E1" w:sz="4"/>
+              <w:bottom w:val="single" w:color="CBD5E1" w:sz="4"/>
+              <w:right w:val="single" w:color="CBD5E1" w:sz="4"/>
+            </w:tcBorders>
+            <w:shd w:fill="FFFFFF" w:val="clear"/>
+            <w:tcMar>
+              <w:top w:type="dxa" w:w="80"/>
+              <w:left w:type="dxa" w:w="120"/>
+              <w:bottom w:type="dxa" w:w="80"/>
+              <w:right w:type="dxa" w:w="120"/>
+            </w:tcMar>
+          </w:tcPr>
+          <w:p>
+            <w:r>
+              <w:rPr>
+                <w:rFonts w:ascii="Arial" w:cs="Arial" w:eastAsia="Arial" w:hAnsi="Arial"/>
+                <w:color w:val="374151"/>
+                <w:sz w:val="18"/>
+                <w:szCs w:val="18"/>
+              </w:rPr>
+              <w:t xml:space="preserve">✅ UYGUN</w:t>
+            </w:r>
+          </w:p>
+        </w:tc>
+        <w:tc>
+          <w:tcPr>
+            <w:tcW w:type="dxa" w:w="2000"/>
+            <w:tcBorders>
+              <w:top w:val="single" w:color="CBD5E1" w:sz="4"/>
+              <w:left w:val="single" w:color="CBD5E1" w:sz="4"/>
+              <w:bottom w:val="single" w:color="CBD5E1" w:sz="4"/>
+              <w:right w:val="single" w:color="CBD5E1" w:sz="4"/>
+            </w:tcBorders>
+            <w:shd w:fill="FFFFFF" w:val="clear"/>
+            <w:tcMar>
+              <w:top w:type="dxa" w:w="80"/>
+              <w:left w:type="dxa" w:w="120"/>
+              <w:bottom w:type="dxa" w:w="80"/>
+              <w:right w:type="dxa" w:w="120"/>
+            </w:tcMar>
+          </w:tcPr>
+          <w:p>
+            <w:r>
+              <w:rPr>
+                <w:rFonts w:ascii="Arial" w:cs="Arial" w:eastAsia="Arial" w:hAnsi="Arial"/>
+                <w:color w:val="374151"/>
+                <w:sz w:val="18"/>
+                <w:szCs w:val="18"/>
+              </w:rPr>
+              <w:t xml:space="preserve">100–1000</w:t>
+            </w:r>
+          </w:p>
+        </w:tc>
+        <w:tc>
+          <w:tcPr>
+            <w:tcW w:type="dxa" w:w="3026"/>
+            <w:tcBorders>
+              <w:top w:val="single" w:color="CBD5E1" w:sz="4"/>
+              <w:left w:val="single" w:color="CBD5E1" w:sz="4"/>
+              <w:bottom w:val="single" w:color="CBD5E1" w:sz="4"/>
+              <w:right w:val="single" w:color="CBD5E1" w:sz="4"/>
+            </w:tcBorders>
+            <w:shd w:fill="FFFFFF" w:val="clear"/>
+            <w:tcMar>
+              <w:top w:type="dxa" w:w="80"/>
+              <w:left w:type="dxa" w:w="120"/>
+              <w:bottom w:type="dxa" w:w="80"/>
+              <w:right w:type="dxa" w:w="120"/>
+            </w:tcMar>
+          </w:tcPr>
+          <w:p>
+            <w:r>
+              <w:rPr>
+                <w:rFonts w:ascii="Arial" w:cs="Arial" w:eastAsia="Arial" w:hAnsi="Arial"/>
+                <w:color w:val="374151"/>
+                <w:sz w:val="18"/>
+                <w:szCs w:val="18"/>
+              </w:rPr>
+              <w:t xml:space="preserve">Normal boya homojenizasyon aralığı</w:t>
+            </w:r>
+          </w:p>
+        </w:tc>
+      </w:tr>
+      <w:tr>
+        <w:tc>
+          <w:tcPr>
+            <w:tcW w:type="dxa" w:w="2000"/>
+            <w:tcBorders>
+              <w:top w:val="single" w:color="CBD5E1" w:sz="4"/>
+              <w:left w:val="single" w:color="CBD5E1" w:sz="4"/>
+              <w:bottom w:val="single" w:color="CBD5E1" w:sz="4"/>
+              <w:right w:val="single" w:color="CBD5E1" w:sz="4"/>
+            </w:tcBorders>
+            <w:shd w:fill="F8FAFC" w:val="clear"/>
+            <w:tcMar>
+              <w:top w:type="dxa" w:w="80"/>
+              <w:left w:type="dxa" w:w="120"/>
+              <w:bottom w:type="dxa" w:w="80"/>
+              <w:right w:type="dxa" w:w="120"/>
+            </w:tcMar>
+          </w:tcPr>
+          <w:p>
+            <w:r>
+              <w:rPr>
+                <w:rFonts w:ascii="Arial" w:cs="Arial" w:eastAsia="Arial" w:hAnsi="Arial"/>
+                <w:color w:val="374151"/>
+                <w:sz w:val="18"/>
+                <w:szCs w:val="18"/>
+              </w:rPr>
+              <w:t xml:space="preserve">Agitator (prop.)</w:t>
+            </w:r>
+          </w:p>
+        </w:tc>
+        <w:tc>
+          <w:tcPr>
+            <w:tcW w:type="dxa" w:w="2000"/>
+            <w:tcBorders>
+              <w:top w:val="single" w:color="CBD5E1" w:sz="4"/>
+              <w:left w:val="single" w:color="CBD5E1" w:sz="4"/>
+              <w:bottom w:val="single" w:color="CBD5E1" w:sz="4"/>
+              <w:right w:val="single" w:color="CBD5E1" w:sz="4"/>
+            </w:tcBorders>
+            <w:shd w:fill="F8FAFC" w:val="clear"/>
+            <w:tcMar>
+              <w:top w:type="dxa" w:w="80"/>
+              <w:left w:type="dxa" w:w="120"/>
+              <w:bottom w:type="dxa" w:w="80"/>
+              <w:right w:type="dxa" w:w="120"/>
+            </w:tcMar>
+          </w:tcPr>
+          <w:p>
+            <w:r>
+              <w:rPr>
+                <w:rFonts w:ascii="Arial" w:cs="Arial" w:eastAsia="Arial" w:hAnsi="Arial"/>
+                <w:color w:val="374151"/>
+                <w:sz w:val="18"/>
+                <w:szCs w:val="18"/>
+              </w:rPr>
+              <w:t xml:space="preserve">⚠ DİKKAT</w:t>
+            </w:r>
+          </w:p>
+        </w:tc>
+        <w:tc>
+          <w:tcPr>
+            <w:tcW w:type="dxa" w:w="2000"/>
+            <w:tcBorders>
+              <w:top w:val="single" w:color="CBD5E1" w:sz="4"/>
+              <w:left w:val="single" w:color="CBD5E1" w:sz="4"/>
+              <w:bottom w:val="single" w:color="CBD5E1" w:sz="4"/>
+              <w:right w:val="single" w:color="CBD5E1" w:sz="4"/>
+            </w:tcBorders>
+            <w:shd w:fill="F8FAFC" w:val="clear"/>
+            <w:tcMar>
+              <w:top w:type="dxa" w:w="80"/>
+              <w:left w:type="dxa" w:w="120"/>
+              <w:bottom w:type="dxa" w:w="80"/>
+              <w:right w:type="dxa" w:w="120"/>
+            </w:tcMar>
+          </w:tcPr>
+          <w:p>
+            <w:r>
+              <w:rPr>
+                <w:rFonts w:ascii="Arial" w:cs="Arial" w:eastAsia="Arial" w:hAnsi="Arial"/>
+                <w:color w:val="374151"/>
+                <w:sz w:val="18"/>
+                <w:szCs w:val="18"/>
+              </w:rPr>
+              <w:t xml:space="preserve">&lt;100</w:t>
+            </w:r>
+          </w:p>
+        </w:tc>
+        <w:tc>
+          <w:tcPr>
+            <w:tcW w:type="dxa" w:w="3026"/>
+            <w:tcBorders>
+              <w:top w:val="single" w:color="CBD5E1" w:sz="4"/>
+              <w:left w:val="single" w:color="CBD5E1" w:sz="4"/>
+              <w:bottom w:val="single" w:color="CBD5E1" w:sz="4"/>
+              <w:right w:val="single" w:color="CBD5E1" w:sz="4"/>
+            </w:tcBorders>
+            <w:shd w:fill="F8FAFC" w:val="clear"/>
+            <w:tcMar>
+              <w:top w:type="dxa" w:w="80"/>
+              <w:left w:type="dxa" w:w="120"/>
+              <w:bottom w:type="dxa" w:w="80"/>
+              <w:right w:type="dxa" w:w="120"/>
+            </w:tcMar>
+          </w:tcPr>
+          <w:p>
+            <w:r>
+              <w:rPr>
+                <w:rFonts w:ascii="Arial" w:cs="Arial" w:eastAsia="Arial" w:hAnsi="Arial"/>
+                <w:color w:val="374151"/>
+                <w:sz w:val="18"/>
+                <w:szCs w:val="18"/>
+              </w:rPr>
+              <w:t xml:space="preserve">Düşük enerji — pigment çökebilir</w:t>
+            </w:r>
+          </w:p>
+        </w:tc>
+      </w:tr>
+      <w:tr>
+        <w:tc>
+          <w:tcPr>
+            <w:tcW w:type="dxa" w:w="2000"/>
+            <w:tcBorders>
+              <w:top w:val="single" w:color="CBD5E1" w:sz="4"/>
+              <w:left w:val="single" w:color="CBD5E1" w:sz="4"/>
+              <w:bottom w:val="single" w:color="CBD5E1" w:sz="4"/>
+              <w:right w:val="single" w:color="CBD5E1" w:sz="4"/>
+            </w:tcBorders>
+            <w:shd w:fill="FFFFFF" w:val="clear"/>
+            <w:tcMar>
+              <w:top w:type="dxa" w:w="80"/>
+              <w:left w:type="dxa" w:w="120"/>
+              <w:bottom w:type="dxa" w:w="80"/>
+              <w:right w:type="dxa" w:w="120"/>
+            </w:tcMar>
+          </w:tcPr>
+          <w:p>
+            <w:r>
+              <w:rPr>
+                <w:rFonts w:ascii="Arial" w:cs="Arial" w:eastAsia="Arial" w:hAnsi="Arial"/>
+                <w:color w:val="374151"/>
+                <w:sz w:val="18"/>
+                <w:szCs w:val="18"/>
+              </w:rPr>
+              <w:t xml:space="preserve">Agitator (prop.)</w:t>
+            </w:r>
+          </w:p>
+        </w:tc>
+        <w:tc>
+          <w:tcPr>
+            <w:tcW w:type="dxa" w:w="2000"/>
+            <w:tcBorders>
+              <w:top w:val="single" w:color="CBD5E1" w:sz="4"/>
+              <w:left w:val="single" w:color="CBD5E1" w:sz="4"/>
+              <w:bottom w:val="single" w:color="CBD5E1" w:sz="4"/>
+              <w:right w:val="single" w:color="CBD5E1" w:sz="4"/>
+            </w:tcBorders>
+            <w:shd w:fill="FFFFFF" w:val="clear"/>
+            <w:tcMar>
+              <w:top w:type="dxa" w:w="80"/>
+              <w:left w:type="dxa" w:w="120"/>
+              <w:bottom w:type="dxa" w:w="80"/>
+              <w:right w:type="dxa" w:w="120"/>
+            </w:tcMar>
+          </w:tcPr>
+          <w:p>
+            <w:r>
+              <w:rPr>
+                <w:rFonts w:ascii="Arial" w:cs="Arial" w:eastAsia="Arial" w:hAnsi="Arial"/>
+                <w:color w:val="374151"/>
+                <w:sz w:val="18"/>
+                <w:szCs w:val="18"/>
+              </w:rPr>
+              <w:t xml:space="preserve">⚠ DİKKAT</w:t>
+            </w:r>
+          </w:p>
+        </w:tc>
+        <w:tc>
+          <w:tcPr>
+            <w:tcW w:type="dxa" w:w="2000"/>
+            <w:tcBorders>
+              <w:top w:val="single" w:color="CBD5E1" w:sz="4"/>
+              <w:left w:val="single" w:color="CBD5E1" w:sz="4"/>
+              <w:bottom w:val="single" w:color="CBD5E1" w:sz="4"/>
+              <w:right w:val="single" w:color="CBD5E1" w:sz="4"/>
+            </w:tcBorders>
+            <w:shd w:fill="FFFFFF" w:val="clear"/>
+            <w:tcMar>
+              <w:top w:type="dxa" w:w="80"/>
+              <w:left w:type="dxa" w:w="120"/>
+              <w:bottom w:type="dxa" w:w="80"/>
+              <w:right w:type="dxa" w:w="120"/>
+            </w:tcMar>
+          </w:tcPr>
+          <w:p>
+            <w:r>
+              <w:rPr>
+                <w:rFonts w:ascii="Arial" w:cs="Arial" w:eastAsia="Arial" w:hAnsi="Arial"/>
+                <w:color w:val="374151"/>
+                <w:sz w:val="18"/>
+                <w:szCs w:val="18"/>
+              </w:rPr>
+              <w:t xml:space="preserve">1000–5000</w:t>
+            </w:r>
+          </w:p>
+        </w:tc>
+        <w:tc>
+          <w:tcPr>
+            <w:tcW w:type="dxa" w:w="3026"/>
+            <w:tcBorders>
+              <w:top w:val="single" w:color="CBD5E1" w:sz="4"/>
+              <w:left w:val="single" w:color="CBD5E1" w:sz="4"/>
+              <w:bottom w:val="single" w:color="CBD5E1" w:sz="4"/>
+              <w:right w:val="single" w:color="CBD5E1" w:sz="4"/>
+            </w:tcBorders>
+            <w:shd w:fill="FFFFFF" w:val="clear"/>
+            <w:tcMar>
+              <w:top w:type="dxa" w:w="80"/>
+              <w:left w:type="dxa" w:w="120"/>
+              <w:bottom w:type="dxa" w:w="80"/>
+              <w:right w:type="dxa" w:w="120"/>
+            </w:tcMar>
+          </w:tcPr>
+          <w:p>
+            <w:r>
+              <w:rPr>
+                <w:rFonts w:ascii="Arial" w:cs="Arial" w:eastAsia="Arial" w:hAnsi="Arial"/>
+                <w:color w:val="374151"/>
+                <w:sz w:val="18"/>
+                <w:szCs w:val="18"/>
+              </w:rPr>
+              <w:t xml:space="preserve">Yüksek — hassas pigment riski</w:t>
+            </w:r>
+          </w:p>
+        </w:tc>
+      </w:tr>
+      <w:tr>
+        <w:tc>
+          <w:tcPr>
+            <w:tcW w:type="dxa" w:w="2000"/>
+            <w:tcBorders>
+              <w:top w:val="single" w:color="CBD5E1" w:sz="4"/>
+              <w:left w:val="single" w:color="CBD5E1" w:sz="4"/>
+              <w:bottom w:val="single" w:color="CBD5E1" w:sz="4"/>
+              <w:right w:val="single" w:color="CBD5E1" w:sz="4"/>
+            </w:tcBorders>
+            <w:shd w:fill="F8FAFC" w:val="clear"/>
+            <w:tcMar>
+              <w:top w:type="dxa" w:w="80"/>
+              <w:left w:type="dxa" w:w="120"/>
+              <w:bottom w:type="dxa" w:w="80"/>
+              <w:right w:type="dxa" w:w="120"/>
+            </w:tcMar>
+          </w:tcPr>
+          <w:p>
+            <w:r>
+              <w:rPr>
+                <w:rFonts w:ascii="Arial" w:cs="Arial" w:eastAsia="Arial" w:hAnsi="Arial"/>
+                <w:color w:val="374151"/>
+                <w:sz w:val="18"/>
+                <w:szCs w:val="18"/>
+              </w:rPr>
+              <w:t xml:space="preserve">Cowles / Lenart</w:t>
+            </w:r>
+          </w:p>
+        </w:tc>
+        <w:tc>
+          <w:tcPr>
+            <w:tcW w:type="dxa" w:w="2000"/>
+            <w:tcBorders>
+              <w:top w:val="single" w:color="CBD5E1" w:sz="4"/>
+              <w:left w:val="single" w:color="CBD5E1" w:sz="4"/>
+              <w:bottom w:val="single" w:color="CBD5E1" w:sz="4"/>
+              <w:right w:val="single" w:color="CBD5E1" w:sz="4"/>
+            </w:tcBorders>
+            <w:shd w:fill="F8FAFC" w:val="clear"/>
+            <w:tcMar>
+              <w:top w:type="dxa" w:w="80"/>
+              <w:left w:type="dxa" w:w="120"/>
+              <w:bottom w:type="dxa" w:w="80"/>
+              <w:right w:type="dxa" w:w="120"/>
+            </w:tcMar>
+          </w:tcPr>
+          <w:p>
+            <w:r>
+              <w:rPr>
+                <w:rFonts w:ascii="Arial" w:cs="Arial" w:eastAsia="Arial" w:hAnsi="Arial"/>
+                <w:color w:val="374151"/>
+                <w:sz w:val="18"/>
+                <w:szCs w:val="18"/>
+              </w:rPr>
+              <w:t xml:space="preserve">✅ UYGUN</w:t>
+            </w:r>
+          </w:p>
+        </w:tc>
+        <w:tc>
+          <w:tcPr>
+            <w:tcW w:type="dxa" w:w="2000"/>
+            <w:tcBorders>
+              <w:top w:val="single" w:color="CBD5E1" w:sz="4"/>
+              <w:left w:val="single" w:color="CBD5E1" w:sz="4"/>
+              <w:bottom w:val="single" w:color="CBD5E1" w:sz="4"/>
+              <w:right w:val="single" w:color="CBD5E1" w:sz="4"/>
+            </w:tcBorders>
+            <w:shd w:fill="F8FAFC" w:val="clear"/>
+            <w:tcMar>
+              <w:top w:type="dxa" w:w="80"/>
+              <w:left w:type="dxa" w:w="120"/>
+              <w:bottom w:type="dxa" w:w="80"/>
+              <w:right w:type="dxa" w:w="120"/>
+            </w:tcMar>
+          </w:tcPr>
+          <w:p>
+            <w:r>
+              <w:rPr>
+                <w:rFonts w:ascii="Arial" w:cs="Arial" w:eastAsia="Arial" w:hAnsi="Arial"/>
+                <w:color w:val="374151"/>
+                <w:sz w:val="18"/>
+                <w:szCs w:val="18"/>
+              </w:rPr>
+              <w:t xml:space="preserve">5.000–30.000</w:t>
+            </w:r>
+          </w:p>
+        </w:tc>
+        <w:tc>
+          <w:tcPr>
+            <w:tcW w:type="dxa" w:w="3026"/>
+            <w:tcBorders>
+              <w:top w:val="single" w:color="CBD5E1" w:sz="4"/>
+              <w:left w:val="single" w:color="CBD5E1" w:sz="4"/>
+              <w:bottom w:val="single" w:color="CBD5E1" w:sz="4"/>
+              <w:right w:val="single" w:color="CBD5E1" w:sz="4"/>
+            </w:tcBorders>
+            <w:shd w:fill="F8FAFC" w:val="clear"/>
+            <w:tcMar>
+              <w:top w:type="dxa" w:w="80"/>
+              <w:left w:type="dxa" w:w="120"/>
+              <w:bottom w:type="dxa" w:w="80"/>
+              <w:right w:type="dxa" w:w="120"/>
+            </w:tcMar>
+          </w:tcPr>
+          <w:p>
+            <w:r>
+              <w:rPr>
+                <w:rFonts w:ascii="Arial" w:cs="Arial" w:eastAsia="Arial" w:hAnsi="Arial"/>
+                <w:color w:val="374151"/>
+                <w:sz w:val="18"/>
+                <w:szCs w:val="18"/>
+              </w:rPr>
+              <w:t xml:space="preserve">1 HP/10 galon dispersiyon standardı</w:t>
+            </w:r>
+          </w:p>
+        </w:tc>
+      </w:tr>
+      <w:tr>
+        <w:tc>
+          <w:tcPr>
+            <w:tcW w:type="dxa" w:w="2000"/>
+            <w:tcBorders>
+              <w:top w:val="single" w:color="CBD5E1" w:sz="4"/>
+              <w:left w:val="single" w:color="CBD5E1" w:sz="4"/>
+              <w:bottom w:val="single" w:color="CBD5E1" w:sz="4"/>
+              <w:right w:val="single" w:color="CBD5E1" w:sz="4"/>
+            </w:tcBorders>
+            <w:shd w:fill="FFFFFF" w:val="clear"/>
+            <w:tcMar>
+              <w:top w:type="dxa" w:w="80"/>
+              <w:left w:type="dxa" w:w="120"/>
+              <w:bottom w:type="dxa" w:w="80"/>
+              <w:right w:type="dxa" w:w="120"/>
+            </w:tcMar>
+          </w:tcPr>
+          <w:p>
+            <w:r>
+              <w:rPr>
+                <w:rFonts w:ascii="Arial" w:cs="Arial" w:eastAsia="Arial" w:hAnsi="Arial"/>
+                <w:color w:val="374151"/>
+                <w:sz w:val="18"/>
+                <w:szCs w:val="18"/>
+              </w:rPr>
+              <w:t xml:space="preserve">Cowles / Lenart</w:t>
+            </w:r>
+          </w:p>
+        </w:tc>
+        <w:tc>
+          <w:tcPr>
+            <w:tcW w:type="dxa" w:w="2000"/>
+            <w:tcBorders>
+              <w:top w:val="single" w:color="CBD5E1" w:sz="4"/>
+              <w:left w:val="single" w:color="CBD5E1" w:sz="4"/>
+              <w:bottom w:val="single" w:color="CBD5E1" w:sz="4"/>
+              <w:right w:val="single" w:color="CBD5E1" w:sz="4"/>
+            </w:tcBorders>
+            <w:shd w:fill="FFFFFF" w:val="clear"/>
+            <w:tcMar>
+              <w:top w:type="dxa" w:w="80"/>
+              <w:left w:type="dxa" w:w="120"/>
+              <w:bottom w:type="dxa" w:w="80"/>
+              <w:right w:type="dxa" w:w="120"/>
+            </w:tcMar>
+          </w:tcPr>
+          <w:p>
+            <w:r>
+              <w:rPr>
+                <w:rFonts w:ascii="Arial" w:cs="Arial" w:eastAsia="Arial" w:hAnsi="Arial"/>
+                <w:color w:val="374151"/>
+                <w:sz w:val="18"/>
+                <w:szCs w:val="18"/>
+              </w:rPr>
+              <w:t xml:space="preserve">⚠ DİKKAT</w:t>
+            </w:r>
+          </w:p>
+        </w:tc>
+        <w:tc>
+          <w:tcPr>
+            <w:tcW w:type="dxa" w:w="2000"/>
+            <w:tcBorders>
+              <w:top w:val="single" w:color="CBD5E1" w:sz="4"/>
+              <w:left w:val="single" w:color="CBD5E1" w:sz="4"/>
+              <w:bottom w:val="single" w:color="CBD5E1" w:sz="4"/>
+              <w:right w:val="single" w:color="CBD5E1" w:sz="4"/>
+            </w:tcBorders>
+            <w:shd w:fill="FFFFFF" w:val="clear"/>
+            <w:tcMar>
+              <w:top w:type="dxa" w:w="80"/>
+              <w:left w:type="dxa" w:w="120"/>
+              <w:bottom w:type="dxa" w:w="80"/>
+              <w:right w:type="dxa" w:w="120"/>
+            </w:tcMar>
+          </w:tcPr>
+          <w:p>
+            <w:r>
+              <w:rPr>
+                <w:rFonts w:ascii="Arial" w:cs="Arial" w:eastAsia="Arial" w:hAnsi="Arial"/>
+                <w:color w:val="374151"/>
+                <w:sz w:val="18"/>
+                <w:szCs w:val="18"/>
+              </w:rPr>
+              <w:t xml:space="preserve">&lt;1.000</w:t>
+            </w:r>
+          </w:p>
+        </w:tc>
+        <w:tc>
+          <w:tcPr>
+            <w:tcW w:type="dxa" w:w="3026"/>
+            <w:tcBorders>
+              <w:top w:val="single" w:color="CBD5E1" w:sz="4"/>
+              <w:left w:val="single" w:color="CBD5E1" w:sz="4"/>
+              <w:bottom w:val="single" w:color="CBD5E1" w:sz="4"/>
+              <w:right w:val="single" w:color="CBD5E1" w:sz="4"/>
+            </w:tcBorders>
+            <w:shd w:fill="FFFFFF" w:val="clear"/>
+            <w:tcMar>
+              <w:top w:type="dxa" w:w="80"/>
+              <w:left w:type="dxa" w:w="120"/>
+              <w:bottom w:type="dxa" w:w="80"/>
+              <w:right w:type="dxa" w:w="120"/>
+            </w:tcMar>
+          </w:tcPr>
+          <w:p>
+            <w:r>
+              <w:rPr>
+                <w:rFonts w:ascii="Arial" w:cs="Arial" w:eastAsia="Arial" w:hAnsi="Arial"/>
+                <w:color w:val="374151"/>
+                <w:sz w:val="18"/>
+                <w:szCs w:val="18"/>
+              </w:rPr>
+              <w:t xml:space="preserve">Yetersiz dispersiyon enerjisi</w:t>
+            </w:r>
+          </w:p>
+        </w:tc>
+      </w:tr>
+    </w:tbl>
+    <w:p>
+      <w:pPr>
+        <w:spacing w:after="100" w:before="0"/>
+      </w:pPr>
+      <w:r>
+        <w:t xml:space="preserve"/>
+      </w:r>
+    </w:p>
+    <w:tbl>
+      <w:tblPr>
+        <w:tblW w:type="dxa" w:w="9026"/>
+        <w:tblBorders>
+          <w:top w:val="single" w:color="auto" w:sz="4"/>
+          <w:left w:val="single" w:color="auto" w:sz="4"/>
+          <w:bottom w:val="single" w:color="auto" w:sz="4"/>
+          <w:right w:val="single" w:color="auto" w:sz="4"/>
+          <w:insideH w:val="single" w:color="auto" w:sz="4"/>
+          <w:insideV w:val="single" w:color="auto" w:sz="4"/>
+        </w:tblBorders>
+      </w:tblPr>
+      <w:tblGrid>
+        <w:gridCol w:w="9026"/>
+      </w:tblGrid>
+      <w:tr>
+        <w:tc>
+          <w:tcPr>
+            <w:tcW w:type="dxa" w:w="9026"/>
+            <w:tcBorders>
+              <w:top w:val="single" w:color="22C55E" w:sz="8"/>
+              <w:left w:val="single" w:color="22C55E" w:sz="4"/>
+              <w:bottom w:val="single" w:color="22C55E" w:sz="4"/>
+              <w:right w:val="single" w:color="22C55E" w:sz="4"/>
+            </w:tcBorders>
+            <w:shd w:fill="F0FDF4" w:val="clear"/>
+            <w:tcMar>
+              <w:top w:type="dxa" w:w="120"/>
+              <w:left w:type="dxa" w:w="180"/>
+              <w:bottom w:type="dxa" w:w="120"/>
+              <w:right w:type="dxa" w:w="180"/>
+            </w:tcMar>
+          </w:tcPr>
+          <w:p>
+            <w:pPr>
+              <w:spacing w:after="40" w:before="0"/>
+            </w:pPr>
+            <w:r>
+              <w:rPr>
+                <w:rFonts w:ascii="Arial" w:cs="Arial" w:eastAsia="Arial" w:hAnsi="Arial"/>
+                <w:b/>
+                <w:bCs/>
+                <w:color w:val="15803D"/>
+                <w:sz w:val="18"/>
+                <w:szCs w:val="18"/>
+              </w:rPr>
+              <w:t xml:space="preserve">Kaynak</w:t>
+            </w:r>
+          </w:p>
+          <w:p>
+            <w:pPr>
+              <w:spacing w:after="0" w:before="0"/>
+            </w:pPr>
+            <w:r>
+              <w:rPr>
+                <w:rFonts w:ascii="Arial" w:cs="Arial" w:eastAsia="Arial" w:hAnsi="Arial"/>
+                <w:color w:val="374151"/>
+                <w:sz w:val="20"/>
+                <w:szCs w:val="20"/>
+              </w:rPr>
+              <w:t xml:space="preserve">Agitator: chemical-engineering-review.com — P/V &lt;100 W/m³ (0.1 kW/m³) karıştırma tankı için çok düşük. Paul et al. (2004). Dispersiyon: Hockmeyer Equipment Corp. (2022) — '1 HP for every 10 gallons ≈ 20.000 W/m³'. PCI Magazine — 'A disperser is a high-powered, low-volume pump requiring ~10x more HP/gallon than an agitator.'</w:t>
+            </w:r>
+          </w:p>
+        </w:tc>
+      </w:tr>
+    </w:tbl>
+    <w:p>
+      <w:pPr>
+        <w:spacing w:after="100" w:before="0"/>
+      </w:pPr>
+      <w:r>
+        <w:t xml:space="preserve"/>
+      </w:r>
+    </w:p>
+    <w:p>
+      <w:pPr>
+        <w:pBdr>
+          <w:bottom w:val="single" w:color="CBD5E1" w:sz="4" w:space="1"/>
+        </w:pBdr>
+        <w:spacing w:after="160" w:before="160"/>
       </w:pPr>
       <w:r>
         <w:t xml:space="preserve"/>
@@ -5387,7 +9239,7 @@
           <w:sz w:val="16"/>
           <w:szCs w:val="16"/>
         </w:rPr>
-        <w:t xml:space="preserve">Boya Karıştırma Simülatörü — Teknik Metodoloji Belgesi v4.0 | 2025</w:t>
+        <w:t xml:space="preserve">Boya Karıştırma Simülatörü — Teknik Metodoloji Belgesi v4.1 | 2025</w:t>
       </w:r>
     </w:p>
     <w:sectPr>
